--- a/dist/BA Generator/Master Folder/Master BA Timlak Konsultan/04. BA Reviu Dokumen Kualifikasi.docx
+++ b/dist/BA Generator/Master Folder/Master BA Timlak Konsultan/04. BA Reviu Dokumen Kualifikasi.docx
@@ -255,9 +255,8 @@
           <w:szCs w:val="22"/>
           <w:lang w:val="en-US"/>
         </w:rPr>
-        <w:t>{</w:t>
-      </w:r>
-      <w:proofErr w:type="spellStart"/>
+        <w:t>{kode_</w:t>
+      </w:r>
       <w:r>
         <w:rPr>
           <w:rFonts w:ascii="Arial" w:eastAsia="Arial" w:hAnsi="Arial" w:cs="Arial"/>
@@ -265,7 +264,7 @@
           <w:szCs w:val="22"/>
           <w:lang w:val="en-US"/>
         </w:rPr>
-        <w:t>kode_</w:t>
+        <w:t>klasifikasi</w:t>
       </w:r>
       <w:r>
         <w:rPr>
@@ -274,9 +273,16 @@
           <w:szCs w:val="22"/>
           <w:lang w:val="en-US"/>
         </w:rPr>
-        <w:t>klasifikasi</w:t>
-      </w:r>
-      <w:proofErr w:type="spellEnd"/>
+        <w:t>}</w:t>
+      </w:r>
+      <w:r>
+        <w:rPr>
+          <w:rFonts w:ascii="Arial" w:eastAsia="Arial" w:hAnsi="Arial" w:cs="Arial"/>
+          <w:sz w:val="22"/>
+          <w:szCs w:val="22"/>
+        </w:rPr>
+        <w:t>/R/Bp2jk17/TIMLAK-</w:t>
+      </w:r>
       <w:r>
         <w:rPr>
           <w:rFonts w:ascii="Arial" w:eastAsia="Arial" w:hAnsi="Arial" w:cs="Arial"/>
@@ -284,44 +290,7 @@
           <w:szCs w:val="22"/>
           <w:lang w:val="en-US"/>
         </w:rPr>
-        <w:t>}</w:t>
-      </w:r>
-      <w:r>
-        <w:rPr>
-          <w:rFonts w:ascii="Arial" w:eastAsia="Arial" w:hAnsi="Arial" w:cs="Arial"/>
-          <w:sz w:val="22"/>
-          <w:szCs w:val="22"/>
-        </w:rPr>
-        <w:t>/R/Bp2jk17/TIMLAK-</w:t>
-      </w:r>
-      <w:r>
-        <w:rPr>
-          <w:rFonts w:ascii="Arial" w:eastAsia="Arial" w:hAnsi="Arial" w:cs="Arial"/>
-          <w:sz w:val="22"/>
-          <w:szCs w:val="22"/>
-          <w:lang w:val="en-US"/>
-        </w:rPr>
-        <w:t>{</w:t>
-      </w:r>
-      <w:proofErr w:type="spellStart"/>
-      <w:r>
-        <w:rPr>
-          <w:rFonts w:ascii="Arial" w:eastAsia="Arial" w:hAnsi="Arial" w:cs="Arial"/>
-          <w:sz w:val="22"/>
-          <w:szCs w:val="22"/>
-          <w:lang w:val="en-US"/>
-        </w:rPr>
-        <w:t>kode_pokja</w:t>
-      </w:r>
-      <w:proofErr w:type="spellEnd"/>
-      <w:r>
-        <w:rPr>
-          <w:rFonts w:ascii="Arial" w:eastAsia="Arial" w:hAnsi="Arial" w:cs="Arial"/>
-          <w:sz w:val="22"/>
-          <w:szCs w:val="22"/>
-          <w:lang w:val="en-US"/>
-        </w:rPr>
-        <w:t>}</w:t>
+        <w:t>{kode_pokja}</w:t>
       </w:r>
       <w:r>
         <w:rPr>
@@ -478,7 +447,6 @@
         </w:rPr>
         <w:t>{hari_</w:t>
       </w:r>
-      <w:proofErr w:type="spellStart"/>
       <w:r>
         <w:rPr>
           <w:rFonts w:ascii="Arial" w:eastAsia="Arial" w:hAnsi="Arial" w:cs="Arial"/>
@@ -491,7 +459,6 @@
         </w:rPr>
         <w:t>reviu</w:t>
       </w:r>
-      <w:proofErr w:type="spellEnd"/>
       <w:r>
         <w:rPr>
           <w:rFonts w:ascii="Arial" w:eastAsia="Arial" w:hAnsi="Arial" w:cs="Arial"/>
@@ -587,9 +554,8 @@
           <w:sz w:val="22"/>
           <w:szCs w:val="22"/>
         </w:rPr>
-        <w:t>{</w:t>
-      </w:r>
-      <w:proofErr w:type="spellStart"/>
+        <w:t>{tanggal_sebut_</w:t>
+      </w:r>
       <w:r>
         <w:rPr>
           <w:rFonts w:ascii="Arial" w:eastAsia="Arial" w:hAnsi="Arial" w:cs="Arial"/>
@@ -598,10 +564,10 @@
           <w:spacing w:val="7"/>
           <w:sz w:val="22"/>
           <w:szCs w:val="22"/>
-        </w:rPr>
-        <w:t>tanggal_sebut</w:t>
-      </w:r>
-      <w:proofErr w:type="spellEnd"/>
+          <w:lang w:val="en-US"/>
+        </w:rPr>
+        <w:t>reviu</w:t>
+      </w:r>
       <w:r>
         <w:rPr>
           <w:rFonts w:ascii="Arial" w:eastAsia="Arial" w:hAnsi="Arial" w:cs="Arial"/>
@@ -611,9 +577,61 @@
           <w:sz w:val="22"/>
           <w:szCs w:val="22"/>
         </w:rPr>
-        <w:t>_</w:t>
-      </w:r>
-      <w:proofErr w:type="spellStart"/>
+        <w:t xml:space="preserve">} </w:t>
+      </w:r>
+      <w:r>
+        <w:rPr>
+          <w:rFonts w:ascii="Arial" w:eastAsia="Arial" w:hAnsi="Arial" w:cs="Arial"/>
+          <w:spacing w:val="-2"/>
+          <w:sz w:val="22"/>
+          <w:szCs w:val="22"/>
+        </w:rPr>
+        <w:t>b</w:t>
+      </w:r>
+      <w:r>
+        <w:rPr>
+          <w:rFonts w:ascii="Arial" w:eastAsia="Arial" w:hAnsi="Arial" w:cs="Arial"/>
+          <w:spacing w:val="2"/>
+          <w:sz w:val="22"/>
+          <w:szCs w:val="22"/>
+        </w:rPr>
+        <w:t>u</w:t>
+      </w:r>
+      <w:r>
+        <w:rPr>
+          <w:rFonts w:ascii="Arial" w:eastAsia="Arial" w:hAnsi="Arial" w:cs="Arial"/>
+          <w:spacing w:val="-4"/>
+          <w:sz w:val="22"/>
+          <w:szCs w:val="22"/>
+        </w:rPr>
+        <w:t>l</w:t>
+      </w:r>
+      <w:r>
+        <w:rPr>
+          <w:rFonts w:ascii="Arial" w:eastAsia="Arial" w:hAnsi="Arial" w:cs="Arial"/>
+          <w:spacing w:val="2"/>
+          <w:sz w:val="22"/>
+          <w:szCs w:val="22"/>
+        </w:rPr>
+        <w:t>a</w:t>
+      </w:r>
+      <w:r>
+        <w:rPr>
+          <w:rFonts w:ascii="Arial" w:eastAsia="Arial" w:hAnsi="Arial" w:cs="Arial"/>
+          <w:sz w:val="22"/>
+          <w:szCs w:val="22"/>
+        </w:rPr>
+        <w:t>n</w:t>
+      </w:r>
+      <w:r>
+        <w:rPr>
+          <w:rFonts w:ascii="Arial" w:eastAsia="Arial" w:hAnsi="Arial" w:cs="Arial"/>
+          <w:spacing w:val="6"/>
+          <w:sz w:val="22"/>
+          <w:szCs w:val="22"/>
+        </w:rPr>
+        <w:t xml:space="preserve"> </w:t>
+      </w:r>
       <w:r>
         <w:rPr>
           <w:rFonts w:ascii="Arial" w:eastAsia="Arial" w:hAnsi="Arial" w:cs="Arial"/>
@@ -622,11 +640,9 @@
           <w:spacing w:val="7"/>
           <w:sz w:val="22"/>
           <w:szCs w:val="22"/>
-          <w:lang w:val="en-US"/>
-        </w:rPr>
-        <w:t>reviu</w:t>
-      </w:r>
-      <w:proofErr w:type="spellEnd"/>
+        </w:rPr>
+        <w:t>{bulan_</w:t>
+      </w:r>
       <w:r>
         <w:rPr>
           <w:rFonts w:ascii="Arial" w:eastAsia="Arial" w:hAnsi="Arial" w:cs="Arial"/>
@@ -636,60 +652,7 @@
           <w:sz w:val="22"/>
           <w:szCs w:val="22"/>
         </w:rPr>
-        <w:t xml:space="preserve">} </w:t>
-      </w:r>
-      <w:r>
-        <w:rPr>
-          <w:rFonts w:ascii="Arial" w:eastAsia="Arial" w:hAnsi="Arial" w:cs="Arial"/>
-          <w:spacing w:val="-2"/>
-          <w:sz w:val="22"/>
-          <w:szCs w:val="22"/>
-        </w:rPr>
-        <w:t>b</w:t>
-      </w:r>
-      <w:r>
-        <w:rPr>
-          <w:rFonts w:ascii="Arial" w:eastAsia="Arial" w:hAnsi="Arial" w:cs="Arial"/>
-          <w:spacing w:val="2"/>
-          <w:sz w:val="22"/>
-          <w:szCs w:val="22"/>
-        </w:rPr>
-        <w:t>u</w:t>
-      </w:r>
-      <w:r>
-        <w:rPr>
-          <w:rFonts w:ascii="Arial" w:eastAsia="Arial" w:hAnsi="Arial" w:cs="Arial"/>
-          <w:spacing w:val="-4"/>
-          <w:sz w:val="22"/>
-          <w:szCs w:val="22"/>
-        </w:rPr>
-        <w:t>l</w:t>
-      </w:r>
-      <w:r>
-        <w:rPr>
-          <w:rFonts w:ascii="Arial" w:eastAsia="Arial" w:hAnsi="Arial" w:cs="Arial"/>
-          <w:spacing w:val="2"/>
-          <w:sz w:val="22"/>
-          <w:szCs w:val="22"/>
-        </w:rPr>
-        <w:t>a</w:t>
-      </w:r>
-      <w:r>
-        <w:rPr>
-          <w:rFonts w:ascii="Arial" w:eastAsia="Arial" w:hAnsi="Arial" w:cs="Arial"/>
-          <w:sz w:val="22"/>
-          <w:szCs w:val="22"/>
-        </w:rPr>
-        <w:t>n</w:t>
-      </w:r>
-      <w:r>
-        <w:rPr>
-          <w:rFonts w:ascii="Arial" w:eastAsia="Arial" w:hAnsi="Arial" w:cs="Arial"/>
-          <w:spacing w:val="6"/>
-          <w:sz w:val="22"/>
-          <w:szCs w:val="22"/>
-        </w:rPr>
-        <w:t xml:space="preserve"> </w:t>
+        <w:t>sebut_reviu</w:t>
       </w:r>
       <w:r>
         <w:rPr>
@@ -700,9 +663,52 @@
           <w:sz w:val="22"/>
           <w:szCs w:val="22"/>
         </w:rPr>
-        <w:t>{</w:t>
-      </w:r>
-      <w:proofErr w:type="spellStart"/>
+        <w:t xml:space="preserve">} </w:t>
+      </w:r>
+      <w:r>
+        <w:rPr>
+          <w:rFonts w:ascii="Arial" w:eastAsia="Arial" w:hAnsi="Arial" w:cs="Arial"/>
+          <w:spacing w:val="-1"/>
+          <w:sz w:val="22"/>
+          <w:szCs w:val="22"/>
+        </w:rPr>
+        <w:t>t</w:t>
+      </w:r>
+      <w:r>
+        <w:rPr>
+          <w:rFonts w:ascii="Arial" w:eastAsia="Arial" w:hAnsi="Arial" w:cs="Arial"/>
+          <w:spacing w:val="2"/>
+          <w:sz w:val="22"/>
+          <w:szCs w:val="22"/>
+        </w:rPr>
+        <w:t>ah</w:t>
+      </w:r>
+      <w:r>
+        <w:rPr>
+          <w:rFonts w:ascii="Arial" w:eastAsia="Arial" w:hAnsi="Arial" w:cs="Arial"/>
+          <w:spacing w:val="-2"/>
+          <w:sz w:val="22"/>
+          <w:szCs w:val="22"/>
+        </w:rPr>
+        <w:t>u</w:t>
+      </w:r>
+      <w:r>
+        <w:rPr>
+          <w:rFonts w:ascii="Arial" w:eastAsia="Arial" w:hAnsi="Arial" w:cs="Arial"/>
+          <w:sz w:val="22"/>
+          <w:szCs w:val="22"/>
+        </w:rPr>
+        <w:t>n</w:t>
+      </w:r>
+      <w:r>
+        <w:rPr>
+          <w:rFonts w:ascii="Arial" w:eastAsia="Arial" w:hAnsi="Arial" w:cs="Arial"/>
+          <w:spacing w:val="6"/>
+          <w:sz w:val="22"/>
+          <w:szCs w:val="22"/>
+        </w:rPr>
+        <w:t xml:space="preserve"> </w:t>
+      </w:r>
       <w:r>
         <w:rPr>
           <w:rFonts w:ascii="Arial" w:eastAsia="Arial" w:hAnsi="Arial" w:cs="Arial"/>
@@ -712,7 +718,7 @@
           <w:sz w:val="22"/>
           <w:szCs w:val="22"/>
         </w:rPr>
-        <w:t>bulan_</w:t>
+        <w:t>{tahun_</w:t>
       </w:r>
       <w:r>
         <w:rPr>
@@ -725,7 +731,6 @@
         </w:rPr>
         <w:t>sebut_reviu</w:t>
       </w:r>
-      <w:proofErr w:type="spellEnd"/>
       <w:r>
         <w:rPr>
           <w:rFonts w:ascii="Arial" w:eastAsia="Arial" w:hAnsi="Arial" w:cs="Arial"/>
@@ -740,121 +745,11 @@
       <w:r>
         <w:rPr>
           <w:rFonts w:ascii="Arial" w:eastAsia="Arial" w:hAnsi="Arial" w:cs="Arial"/>
-          <w:spacing w:val="-1"/>
-          <w:sz w:val="22"/>
-          <w:szCs w:val="22"/>
-        </w:rPr>
-        <w:t>t</w:t>
-      </w:r>
-      <w:r>
-        <w:rPr>
-          <w:rFonts w:ascii="Arial" w:eastAsia="Arial" w:hAnsi="Arial" w:cs="Arial"/>
-          <w:spacing w:val="2"/>
-          <w:sz w:val="22"/>
-          <w:szCs w:val="22"/>
-        </w:rPr>
-        <w:t>ah</w:t>
-      </w:r>
-      <w:r>
-        <w:rPr>
-          <w:rFonts w:ascii="Arial" w:eastAsia="Arial" w:hAnsi="Arial" w:cs="Arial"/>
           <w:spacing w:val="-2"/>
           <w:sz w:val="22"/>
           <w:szCs w:val="22"/>
         </w:rPr>
-        <w:t>u</w:t>
-      </w:r>
-      <w:r>
-        <w:rPr>
-          <w:rFonts w:ascii="Arial" w:eastAsia="Arial" w:hAnsi="Arial" w:cs="Arial"/>
-          <w:sz w:val="22"/>
-          <w:szCs w:val="22"/>
-        </w:rPr>
-        <w:t>n</w:t>
-      </w:r>
-      <w:r>
-        <w:rPr>
-          <w:rFonts w:ascii="Arial" w:eastAsia="Arial" w:hAnsi="Arial" w:cs="Arial"/>
-          <w:spacing w:val="6"/>
-          <w:sz w:val="22"/>
-          <w:szCs w:val="22"/>
-        </w:rPr>
-        <w:t xml:space="preserve"> </w:t>
-      </w:r>
-      <w:r>
-        <w:rPr>
-          <w:rFonts w:ascii="Arial" w:eastAsia="Arial" w:hAnsi="Arial" w:cs="Arial"/>
-          <w:b/>
-          <w:bCs/>
-          <w:spacing w:val="7"/>
-          <w:sz w:val="22"/>
-          <w:szCs w:val="22"/>
-        </w:rPr>
-        <w:t>{</w:t>
-      </w:r>
-      <w:proofErr w:type="spellStart"/>
-      <w:r>
-        <w:rPr>
-          <w:rFonts w:ascii="Arial" w:eastAsia="Arial" w:hAnsi="Arial" w:cs="Arial"/>
-          <w:b/>
-          <w:bCs/>
-          <w:spacing w:val="7"/>
-          <w:sz w:val="22"/>
-          <w:szCs w:val="22"/>
-        </w:rPr>
-        <w:t>tahun_</w:t>
-      </w:r>
-      <w:r>
-        <w:rPr>
-          <w:rFonts w:ascii="Arial" w:eastAsia="Arial" w:hAnsi="Arial" w:cs="Arial"/>
-          <w:b/>
-          <w:bCs/>
-          <w:spacing w:val="7"/>
-          <w:sz w:val="22"/>
-          <w:szCs w:val="22"/>
-        </w:rPr>
-        <w:t>sebut_reviu</w:t>
-      </w:r>
-      <w:proofErr w:type="spellEnd"/>
-      <w:r>
-        <w:rPr>
-          <w:rFonts w:ascii="Arial" w:eastAsia="Arial" w:hAnsi="Arial" w:cs="Arial"/>
-          <w:b/>
-          <w:bCs/>
-          <w:spacing w:val="7"/>
-          <w:sz w:val="22"/>
-          <w:szCs w:val="22"/>
-        </w:rPr>
-        <w:t xml:space="preserve">} </w:t>
-      </w:r>
-      <w:r>
-        <w:rPr>
-          <w:rFonts w:ascii="Arial" w:eastAsia="Arial" w:hAnsi="Arial" w:cs="Arial"/>
-          <w:spacing w:val="-2"/>
-          <w:sz w:val="22"/>
-          <w:szCs w:val="22"/>
-        </w:rPr>
-        <w:t xml:space="preserve">telah dilaksanakan </w:t>
-      </w:r>
-      <w:proofErr w:type="spellStart"/>
-      <w:r>
-        <w:rPr>
-          <w:rFonts w:ascii="Arial" w:eastAsia="Arial" w:hAnsi="Arial" w:cs="Arial"/>
-          <w:spacing w:val="-2"/>
-          <w:sz w:val="22"/>
-          <w:szCs w:val="22"/>
-        </w:rPr>
-        <w:t>reviu</w:t>
-      </w:r>
-      <w:proofErr w:type="spellEnd"/>
-      <w:r>
-        <w:rPr>
-          <w:rFonts w:ascii="Arial" w:eastAsia="Arial" w:hAnsi="Arial" w:cs="Arial"/>
-          <w:spacing w:val="-2"/>
-          <w:sz w:val="22"/>
-          <w:szCs w:val="22"/>
-        </w:rPr>
-        <w:t xml:space="preserve"> dokumen </w:t>
+        <w:t xml:space="preserve">telah dilaksanakan reviu dokumen </w:t>
       </w:r>
       <w:r>
         <w:rPr>
@@ -916,9 +811,19 @@
           <w:sz w:val="22"/>
           <w:szCs w:val="22"/>
         </w:rPr>
-        <w:t>{</w:t>
-      </w:r>
-      <w:proofErr w:type="spellStart"/>
+        <w:t>{kode_pokja}</w:t>
+      </w:r>
+      <w:r>
+        <w:rPr>
+          <w:rFonts w:ascii="Arial" w:eastAsia="Arial" w:hAnsi="Arial" w:cs="Arial"/>
+          <w:b/>
+          <w:bCs/>
+          <w:spacing w:val="-2"/>
+          <w:sz w:val="22"/>
+          <w:szCs w:val="22"/>
+        </w:rPr>
+        <w:t xml:space="preserve"> BP</w:t>
+      </w:r>
       <w:r>
         <w:rPr>
           <w:rFonts w:ascii="Arial" w:eastAsia="Arial" w:hAnsi="Arial" w:cs="Arial"/>
@@ -928,9 +833,18 @@
           <w:sz w:val="22"/>
           <w:szCs w:val="22"/>
         </w:rPr>
-        <w:t>kode_pokja</w:t>
-      </w:r>
-      <w:proofErr w:type="spellEnd"/>
+        <w:t>2</w:t>
+      </w:r>
+      <w:r>
+        <w:rPr>
+          <w:rFonts w:ascii="Arial" w:eastAsia="Arial" w:hAnsi="Arial" w:cs="Arial"/>
+          <w:b/>
+          <w:bCs/>
+          <w:sz w:val="22"/>
+          <w:szCs w:val="22"/>
+        </w:rPr>
+        <w:t xml:space="preserve">JK </w:t>
+      </w:r>
       <w:r>
         <w:rPr>
           <w:rFonts w:ascii="Arial" w:eastAsia="Arial" w:hAnsi="Arial" w:cs="Arial"/>
@@ -940,18 +854,18 @@
           <w:sz w:val="22"/>
           <w:szCs w:val="22"/>
         </w:rPr>
-        <w:t>}</w:t>
+        <w:t>W</w:t>
       </w:r>
       <w:r>
         <w:rPr>
           <w:rFonts w:ascii="Arial" w:eastAsia="Arial" w:hAnsi="Arial" w:cs="Arial"/>
           <w:b/>
           <w:bCs/>
-          <w:spacing w:val="-2"/>
-          <w:sz w:val="22"/>
-          <w:szCs w:val="22"/>
-        </w:rPr>
-        <w:t xml:space="preserve"> BP</w:t>
+          <w:spacing w:val="1"/>
+          <w:sz w:val="22"/>
+          <w:szCs w:val="22"/>
+        </w:rPr>
+        <w:t>il</w:t>
       </w:r>
       <w:r>
         <w:rPr>
@@ -962,17 +876,18 @@
           <w:sz w:val="22"/>
           <w:szCs w:val="22"/>
         </w:rPr>
-        <w:t>2</w:t>
+        <w:t>a</w:t>
       </w:r>
       <w:r>
         <w:rPr>
           <w:rFonts w:ascii="Arial" w:eastAsia="Arial" w:hAnsi="Arial" w:cs="Arial"/>
           <w:b/>
           <w:bCs/>
-          <w:sz w:val="22"/>
-          <w:szCs w:val="22"/>
-        </w:rPr>
-        <w:t xml:space="preserve">JK </w:t>
+          <w:spacing w:val="-5"/>
+          <w:sz w:val="22"/>
+          <w:szCs w:val="22"/>
+        </w:rPr>
+        <w:t>y</w:t>
       </w:r>
       <w:r>
         <w:rPr>
@@ -983,93 +898,27 @@
           <w:sz w:val="22"/>
           <w:szCs w:val="22"/>
         </w:rPr>
-        <w:t>W</w:t>
+        <w:t>a</w:t>
       </w:r>
       <w:r>
         <w:rPr>
           <w:rFonts w:ascii="Arial" w:eastAsia="Arial" w:hAnsi="Arial" w:cs="Arial"/>
           <w:b/>
           <w:bCs/>
-          <w:spacing w:val="1"/>
-          <w:sz w:val="22"/>
-          <w:szCs w:val="22"/>
-        </w:rPr>
-        <w:t>il</w:t>
+          <w:sz w:val="22"/>
+          <w:szCs w:val="22"/>
+        </w:rPr>
+        <w:t xml:space="preserve">h Kalimantan Selatan Tahun Anggaran </w:t>
       </w:r>
       <w:r>
         <w:rPr>
           <w:rFonts w:ascii="Arial" w:eastAsia="Arial" w:hAnsi="Arial" w:cs="Arial"/>
           <w:b/>
           <w:bCs/>
-          <w:spacing w:val="2"/>
-          <w:sz w:val="22"/>
-          <w:szCs w:val="22"/>
-        </w:rPr>
-        <w:t>a</w:t>
-      </w:r>
-      <w:r>
-        <w:rPr>
-          <w:rFonts w:ascii="Arial" w:eastAsia="Arial" w:hAnsi="Arial" w:cs="Arial"/>
-          <w:b/>
-          <w:bCs/>
-          <w:spacing w:val="-5"/>
-          <w:sz w:val="22"/>
-          <w:szCs w:val="22"/>
-        </w:rPr>
-        <w:t>y</w:t>
-      </w:r>
-      <w:r>
-        <w:rPr>
-          <w:rFonts w:ascii="Arial" w:eastAsia="Arial" w:hAnsi="Arial" w:cs="Arial"/>
-          <w:b/>
-          <w:bCs/>
-          <w:spacing w:val="2"/>
-          <w:sz w:val="22"/>
-          <w:szCs w:val="22"/>
-        </w:rPr>
-        <w:t>a</w:t>
-      </w:r>
-      <w:r>
-        <w:rPr>
-          <w:rFonts w:ascii="Arial" w:eastAsia="Arial" w:hAnsi="Arial" w:cs="Arial"/>
-          <w:b/>
-          <w:bCs/>
-          <w:sz w:val="22"/>
-          <w:szCs w:val="22"/>
-        </w:rPr>
-        <w:t xml:space="preserve">h Kalimantan Selatan Tahun Anggaran </w:t>
-      </w:r>
-      <w:r>
-        <w:rPr>
-          <w:rFonts w:ascii="Arial" w:eastAsia="Arial" w:hAnsi="Arial" w:cs="Arial"/>
-          <w:b/>
-          <w:bCs/>
-          <w:sz w:val="22"/>
-          <w:szCs w:val="22"/>
-        </w:rPr>
-        <w:t>{</w:t>
-      </w:r>
-      <w:proofErr w:type="spellStart"/>
-      <w:r>
-        <w:rPr>
-          <w:rFonts w:ascii="Arial" w:eastAsia="Arial" w:hAnsi="Arial" w:cs="Arial"/>
-          <w:b/>
-          <w:bCs/>
-          <w:sz w:val="22"/>
-          <w:szCs w:val="22"/>
-        </w:rPr>
-        <w:t>tahun_anggaran</w:t>
-      </w:r>
-      <w:proofErr w:type="spellEnd"/>
-      <w:r>
-        <w:rPr>
-          <w:rFonts w:ascii="Arial" w:eastAsia="Arial" w:hAnsi="Arial" w:cs="Arial"/>
-          <w:b/>
-          <w:bCs/>
-          <w:sz w:val="22"/>
-          <w:szCs w:val="22"/>
-        </w:rPr>
-        <w:t>}</w:t>
+          <w:sz w:val="22"/>
+          <w:szCs w:val="22"/>
+        </w:rPr>
+        <w:t>{tahun_anggaran}</w:t>
       </w:r>
       <w:r>
         <w:rPr>
@@ -1302,25 +1151,7 @@
                 <w:sz w:val="22"/>
                 <w:szCs w:val="22"/>
               </w:rPr>
-              <w:t>{</w:t>
-            </w:r>
-            <w:proofErr w:type="spellStart"/>
-            <w:r>
-              <w:rPr>
-                <w:rFonts w:ascii="Arial" w:hAnsi="Arial" w:cs="Arial"/>
-                <w:sz w:val="22"/>
-                <w:szCs w:val="22"/>
-              </w:rPr>
-              <w:t>nama_paket</w:t>
-            </w:r>
-            <w:proofErr w:type="spellEnd"/>
-            <w:r>
-              <w:rPr>
-                <w:rFonts w:ascii="Arial" w:hAnsi="Arial" w:cs="Arial"/>
-                <w:sz w:val="22"/>
-                <w:szCs w:val="22"/>
-              </w:rPr>
-              <w:t>}</w:t>
+              <w:t>{nama_paket}</w:t>
             </w:r>
           </w:p>
         </w:tc>
@@ -1432,25 +1263,7 @@
                 <w:sz w:val="22"/>
                 <w:szCs w:val="22"/>
               </w:rPr>
-              <w:t>{</w:t>
-            </w:r>
-            <w:proofErr w:type="spellStart"/>
-            <w:r>
-              <w:rPr>
-                <w:rFonts w:ascii="Arial" w:hAnsi="Arial" w:cs="Arial"/>
-                <w:sz w:val="22"/>
-                <w:szCs w:val="22"/>
-              </w:rPr>
-              <w:t>satuan_kerja</w:t>
-            </w:r>
-            <w:proofErr w:type="spellEnd"/>
-            <w:r>
-              <w:rPr>
-                <w:rFonts w:ascii="Arial" w:hAnsi="Arial" w:cs="Arial"/>
-                <w:sz w:val="22"/>
-                <w:szCs w:val="22"/>
-              </w:rPr>
-              <w:t>}</w:t>
+              <w:t>{satuan_kerja}</w:t>
             </w:r>
           </w:p>
         </w:tc>
@@ -1564,7 +1377,6 @@
               </w:rPr>
               <w:t>{</w:t>
             </w:r>
-            <w:proofErr w:type="spellStart"/>
             <w:r>
               <w:rPr>
                 <w:rFonts w:ascii="Arial" w:hAnsi="Arial" w:cs="Arial"/>
@@ -1574,7 +1386,6 @@
               </w:rPr>
               <w:t>ppk</w:t>
             </w:r>
-            <w:proofErr w:type="spellEnd"/>
             <w:r>
               <w:rPr>
                 <w:rFonts w:ascii="Arial" w:hAnsi="Arial" w:cs="Arial"/>
@@ -1695,25 +1506,7 @@
                 <w:sz w:val="22"/>
                 <w:szCs w:val="22"/>
               </w:rPr>
-              <w:t>{</w:t>
-            </w:r>
-            <w:proofErr w:type="spellStart"/>
-            <w:r>
-              <w:rPr>
-                <w:rFonts w:ascii="Arial" w:hAnsi="Arial" w:cs="Arial"/>
-                <w:sz w:val="22"/>
-                <w:szCs w:val="22"/>
-              </w:rPr>
-              <w:t>jenis_pengadaan</w:t>
-            </w:r>
-            <w:proofErr w:type="spellEnd"/>
-            <w:r>
-              <w:rPr>
-                <w:rFonts w:ascii="Arial" w:hAnsi="Arial" w:cs="Arial"/>
-                <w:sz w:val="22"/>
-                <w:szCs w:val="22"/>
-              </w:rPr>
-              <w:t>}</w:t>
+              <w:t>{jenis_pengadaan}</w:t>
             </w:r>
           </w:p>
         </w:tc>
@@ -1822,26 +1615,16 @@
                 <w:sz w:val="22"/>
                 <w:szCs w:val="22"/>
               </w:rPr>
-              <w:t>{</w:t>
-            </w:r>
-            <w:proofErr w:type="spellStart"/>
+              <w:t>{metode_</w:t>
+            </w:r>
             <w:r>
               <w:rPr>
                 <w:rFonts w:ascii="Arial" w:hAnsi="Arial" w:cs="Arial"/>
                 <w:sz w:val="22"/>
                 <w:szCs w:val="22"/>
               </w:rPr>
-              <w:t>metode_</w:t>
-            </w:r>
-            <w:r>
-              <w:rPr>
-                <w:rFonts w:ascii="Arial" w:hAnsi="Arial" w:cs="Arial"/>
-                <w:sz w:val="22"/>
-                <w:szCs w:val="22"/>
-              </w:rPr>
               <w:t>pemilihan</w:t>
             </w:r>
-            <w:proofErr w:type="spellEnd"/>
             <w:r>
               <w:rPr>
                 <w:rFonts w:ascii="Arial" w:hAnsi="Arial" w:cs="Arial"/>
@@ -1950,25 +1733,7 @@
                 <w:sz w:val="22"/>
                 <w:szCs w:val="22"/>
               </w:rPr>
-              <w:t>{</w:t>
-            </w:r>
-            <w:proofErr w:type="spellStart"/>
-            <w:r>
-              <w:rPr>
-                <w:rFonts w:ascii="Arial" w:hAnsi="Arial" w:cs="Arial"/>
-                <w:sz w:val="22"/>
-                <w:szCs w:val="22"/>
-              </w:rPr>
-              <w:t>tahun_anggaran</w:t>
-            </w:r>
-            <w:proofErr w:type="spellEnd"/>
-            <w:r>
-              <w:rPr>
-                <w:rFonts w:ascii="Arial" w:hAnsi="Arial" w:cs="Arial"/>
-                <w:sz w:val="22"/>
-                <w:szCs w:val="22"/>
-              </w:rPr>
-              <w:t>}</w:t>
+              <w:t>{tahun_anggaran}</w:t>
             </w:r>
           </w:p>
         </w:tc>
@@ -2068,26 +1833,16 @@
                 <w:sz w:val="22"/>
                 <w:szCs w:val="22"/>
               </w:rPr>
-              <w:t>{</w:t>
-            </w:r>
-            <w:proofErr w:type="spellStart"/>
+              <w:t>{nilai_</w:t>
+            </w:r>
             <w:r>
               <w:rPr>
                 <w:rFonts w:ascii="Arial" w:hAnsi="Arial" w:cs="Arial"/>
                 <w:sz w:val="22"/>
                 <w:szCs w:val="22"/>
               </w:rPr>
-              <w:t>nilai_</w:t>
-            </w:r>
-            <w:r>
-              <w:rPr>
-                <w:rFonts w:ascii="Arial" w:hAnsi="Arial" w:cs="Arial"/>
-                <w:sz w:val="22"/>
-                <w:szCs w:val="22"/>
-              </w:rPr>
               <w:t>pagu</w:t>
             </w:r>
-            <w:proofErr w:type="spellEnd"/>
             <w:r>
               <w:rPr>
                 <w:rFonts w:ascii="Arial" w:hAnsi="Arial" w:cs="Arial"/>
@@ -2125,26 +1880,16 @@
                 <w:sz w:val="22"/>
                 <w:szCs w:val="22"/>
               </w:rPr>
-              <w:t>{</w:t>
-            </w:r>
-            <w:proofErr w:type="spellStart"/>
+              <w:t>{terbilang_</w:t>
+            </w:r>
             <w:r>
               <w:rPr>
                 <w:rFonts w:ascii="Arial" w:hAnsi="Arial" w:cs="Arial"/>
                 <w:sz w:val="22"/>
                 <w:szCs w:val="22"/>
               </w:rPr>
-              <w:t>terbilang_</w:t>
-            </w:r>
-            <w:r>
-              <w:rPr>
-                <w:rFonts w:ascii="Arial" w:hAnsi="Arial" w:cs="Arial"/>
-                <w:sz w:val="22"/>
-                <w:szCs w:val="22"/>
-              </w:rPr>
               <w:t>pagu</w:t>
             </w:r>
-            <w:proofErr w:type="spellEnd"/>
             <w:r>
               <w:rPr>
                 <w:rFonts w:ascii="Arial" w:hAnsi="Arial" w:cs="Arial"/>
@@ -2257,26 +2002,16 @@
                 <w:sz w:val="22"/>
                 <w:szCs w:val="22"/>
               </w:rPr>
-              <w:t>{</w:t>
-            </w:r>
-            <w:proofErr w:type="spellStart"/>
+              <w:t>{nilai_</w:t>
+            </w:r>
             <w:r>
               <w:rPr>
                 <w:rFonts w:ascii="Arial" w:hAnsi="Arial" w:cs="Arial"/>
                 <w:sz w:val="22"/>
                 <w:szCs w:val="22"/>
               </w:rPr>
-              <w:t>nilai_</w:t>
-            </w:r>
-            <w:r>
-              <w:rPr>
-                <w:rFonts w:ascii="Arial" w:hAnsi="Arial" w:cs="Arial"/>
-                <w:sz w:val="22"/>
-                <w:szCs w:val="22"/>
-              </w:rPr>
               <w:t>hps</w:t>
             </w:r>
-            <w:proofErr w:type="spellEnd"/>
             <w:r>
               <w:rPr>
                 <w:rFonts w:ascii="Arial" w:hAnsi="Arial" w:cs="Arial"/>
@@ -2306,25 +2041,7 @@
                 <w:sz w:val="22"/>
                 <w:szCs w:val="22"/>
               </w:rPr>
-              <w:t>({</w:t>
-            </w:r>
-            <w:proofErr w:type="spellStart"/>
-            <w:r>
-              <w:rPr>
-                <w:rFonts w:ascii="Arial" w:hAnsi="Arial" w:cs="Arial"/>
-                <w:sz w:val="22"/>
-                <w:szCs w:val="22"/>
-              </w:rPr>
-              <w:t>terbilang_hps</w:t>
-            </w:r>
-            <w:proofErr w:type="spellEnd"/>
-            <w:r>
-              <w:rPr>
-                <w:rFonts w:ascii="Arial" w:hAnsi="Arial" w:cs="Arial"/>
-                <w:sz w:val="22"/>
-                <w:szCs w:val="22"/>
-              </w:rPr>
-              <w:t>}</w:t>
+              <w:t>({terbilang_hps}</w:t>
             </w:r>
             <w:r>
               <w:rPr>
@@ -2432,7 +2149,6 @@
         </w:rPr>
         <w:t xml:space="preserve"> </w:t>
       </w:r>
-      <w:proofErr w:type="spellStart"/>
       <w:r>
         <w:rPr>
           <w:rFonts w:ascii="Arial" w:eastAsia="Arial" w:hAnsi="Arial" w:cs="Arial"/>
@@ -2444,7 +2160,6 @@
         </w:rPr>
         <w:t>Reviu</w:t>
       </w:r>
-      <w:proofErr w:type="spellEnd"/>
       <w:r>
         <w:rPr>
           <w:rFonts w:ascii="Arial" w:eastAsia="Arial" w:hAnsi="Arial" w:cs="Arial"/>
@@ -2675,25 +2390,7 @@
           <w:sz w:val="22"/>
           <w:szCs w:val="22"/>
         </w:rPr>
-        <w:t xml:space="preserve">Standar Operasional Prosedur Nomor 13/SOP.04/2024 tanggal 15 Juli 2024 tentang </w:t>
-      </w:r>
-      <w:proofErr w:type="spellStart"/>
-      <w:r>
-        <w:rPr>
-          <w:rFonts w:ascii="Arial" w:eastAsia="Arial" w:hAnsi="Arial" w:cs="Arial"/>
-          <w:sz w:val="22"/>
-          <w:szCs w:val="22"/>
-        </w:rPr>
-        <w:t>Reviu</w:t>
-      </w:r>
-      <w:proofErr w:type="spellEnd"/>
-      <w:r>
-        <w:rPr>
-          <w:rFonts w:ascii="Arial" w:eastAsia="Arial" w:hAnsi="Arial" w:cs="Arial"/>
-          <w:sz w:val="22"/>
-          <w:szCs w:val="22"/>
-        </w:rPr>
-        <w:t xml:space="preserve"> Dokumen Persiapan Pengadaan dan Penyiapan Dokumen Pemilihan;</w:t>
+        <w:t>Standar Operasional Prosedur Nomor 13/SOP.04/2024 tanggal 15 Juli 2024 tentang Reviu Dokumen Persiapan Pengadaan dan Penyiapan Dokumen Pemilihan;</w:t>
       </w:r>
       <w:r>
         <w:rPr>
@@ -3016,25 +2713,7 @@
           <w:sz w:val="22"/>
           <w:szCs w:val="22"/>
         </w:rPr>
-        <w:t>{</w:t>
-      </w:r>
-      <w:proofErr w:type="spellStart"/>
-      <w:r>
-        <w:rPr>
-          <w:rFonts w:ascii="Arial" w:eastAsia="Arial" w:hAnsi="Arial" w:cs="Arial"/>
-          <w:sz w:val="22"/>
-          <w:szCs w:val="22"/>
-        </w:rPr>
-        <w:t>nomor_sk_pokja</w:t>
-      </w:r>
-      <w:proofErr w:type="spellEnd"/>
-      <w:r>
-        <w:rPr>
-          <w:rFonts w:ascii="Arial" w:eastAsia="Arial" w:hAnsi="Arial" w:cs="Arial"/>
-          <w:sz w:val="22"/>
-          <w:szCs w:val="22"/>
-        </w:rPr>
-        <w:t>}</w:t>
+        <w:t>{nomor_sk_pokja}</w:t>
       </w:r>
       <w:r>
         <w:rPr>
@@ -3103,25 +2782,7 @@
           <w:sz w:val="22"/>
           <w:szCs w:val="22"/>
         </w:rPr>
-        <w:t>{</w:t>
-      </w:r>
-      <w:proofErr w:type="spellStart"/>
-      <w:r>
-        <w:rPr>
-          <w:rFonts w:ascii="Arial" w:eastAsia="Arial" w:hAnsi="Arial" w:cs="Arial"/>
-          <w:sz w:val="22"/>
-          <w:szCs w:val="22"/>
-        </w:rPr>
-        <w:t>tanggal_sk_pokja</w:t>
-      </w:r>
-      <w:proofErr w:type="spellEnd"/>
-      <w:r>
-        <w:rPr>
-          <w:rFonts w:ascii="Arial" w:eastAsia="Arial" w:hAnsi="Arial" w:cs="Arial"/>
-          <w:sz w:val="22"/>
-          <w:szCs w:val="22"/>
-        </w:rPr>
-        <w:t>}</w:t>
+        <w:t>{tanggal_sk_pokja}</w:t>
       </w:r>
       <w:r>
         <w:rPr>
@@ -3378,9 +3039,8 @@
           <w:sz w:val="22"/>
           <w:szCs w:val="22"/>
         </w:rPr>
-        <w:t>{</w:t>
-      </w:r>
-      <w:proofErr w:type="spellStart"/>
+        <w:t>{kode_pokja}</w:t>
+      </w:r>
       <w:r>
         <w:rPr>
           <w:rFonts w:ascii="Arial" w:eastAsia="Arial" w:hAnsi="Arial" w:cs="Arial"/>
@@ -3388,9 +3048,8 @@
           <w:sz w:val="22"/>
           <w:szCs w:val="22"/>
         </w:rPr>
-        <w:t>kode_pokja</w:t>
-      </w:r>
-      <w:proofErr w:type="spellEnd"/>
+        <w:t xml:space="preserve"> BP2JK Wilayah Kalimantan Selatan Kementerian Pekerjaan Umum Tahun Anggaran </w:t>
+      </w:r>
       <w:r>
         <w:rPr>
           <w:rFonts w:ascii="Arial" w:eastAsia="Arial" w:hAnsi="Arial" w:cs="Arial"/>
@@ -3398,45 +3057,7 @@
           <w:sz w:val="22"/>
           <w:szCs w:val="22"/>
         </w:rPr>
-        <w:t>}</w:t>
-      </w:r>
-      <w:r>
-        <w:rPr>
-          <w:rFonts w:ascii="Arial" w:eastAsia="Arial" w:hAnsi="Arial" w:cs="Arial"/>
-          <w:spacing w:val="-2"/>
-          <w:sz w:val="22"/>
-          <w:szCs w:val="22"/>
-        </w:rPr>
-        <w:t xml:space="preserve"> BP2JK Wilayah Kalimantan Selatan Kementerian Pekerjaan Umum Tahun Anggaran </w:t>
-      </w:r>
-      <w:r>
-        <w:rPr>
-          <w:rFonts w:ascii="Arial" w:eastAsia="Arial" w:hAnsi="Arial" w:cs="Arial"/>
-          <w:spacing w:val="-2"/>
-          <w:sz w:val="22"/>
-          <w:szCs w:val="22"/>
-        </w:rPr>
-        <w:t>{</w:t>
-      </w:r>
-      <w:proofErr w:type="spellStart"/>
-      <w:r>
-        <w:rPr>
-          <w:rFonts w:ascii="Arial" w:eastAsia="Arial" w:hAnsi="Arial" w:cs="Arial"/>
-          <w:spacing w:val="-2"/>
-          <w:sz w:val="22"/>
-          <w:szCs w:val="22"/>
-        </w:rPr>
-        <w:t>tahun_anggaran</w:t>
-      </w:r>
-      <w:proofErr w:type="spellEnd"/>
-      <w:r>
-        <w:rPr>
-          <w:rFonts w:ascii="Arial" w:eastAsia="Arial" w:hAnsi="Arial" w:cs="Arial"/>
-          <w:spacing w:val="-2"/>
-          <w:sz w:val="22"/>
-          <w:szCs w:val="22"/>
-        </w:rPr>
-        <w:t>}</w:t>
+        <w:t>{tahun_anggaran}</w:t>
       </w:r>
       <w:r>
         <w:rPr>
@@ -3698,16 +3319,7 @@
           <w:sz w:val="22"/>
           <w:szCs w:val="22"/>
         </w:rPr>
-        <w:t>{</w:t>
-      </w:r>
-      <w:proofErr w:type="spellStart"/>
-      <w:r>
-        <w:rPr>
-          <w:rFonts w:ascii="Arial" w:eastAsia="Arial" w:hAnsi="Arial" w:cs="Arial"/>
-          <w:sz w:val="22"/>
-          <w:szCs w:val="22"/>
-        </w:rPr>
-        <w:t>nomor_sk_</w:t>
+        <w:t>{nomor_sk_</w:t>
       </w:r>
       <w:r>
         <w:rPr>
@@ -3717,7 +3329,6 @@
         </w:rPr>
         <w:t>timlak</w:t>
       </w:r>
-      <w:proofErr w:type="spellEnd"/>
       <w:r>
         <w:rPr>
           <w:rFonts w:ascii="Arial" w:eastAsia="Arial" w:hAnsi="Arial" w:cs="Arial"/>
@@ -3793,25 +3404,7 @@
           <w:sz w:val="22"/>
           <w:szCs w:val="22"/>
         </w:rPr>
-        <w:t>{</w:t>
-      </w:r>
-      <w:proofErr w:type="spellStart"/>
-      <w:r>
-        <w:rPr>
-          <w:rFonts w:ascii="Arial" w:eastAsia="Arial" w:hAnsi="Arial" w:cs="Arial"/>
-          <w:sz w:val="22"/>
-          <w:szCs w:val="22"/>
-        </w:rPr>
-        <w:t>tanggal_sk_timlak</w:t>
-      </w:r>
-      <w:proofErr w:type="spellEnd"/>
-      <w:r>
-        <w:rPr>
-          <w:rFonts w:ascii="Arial" w:eastAsia="Arial" w:hAnsi="Arial" w:cs="Arial"/>
-          <w:sz w:val="22"/>
-          <w:szCs w:val="22"/>
-        </w:rPr>
-        <w:t xml:space="preserve">} </w:t>
+        <w:t xml:space="preserve">{tanggal_sk_timlak} </w:t>
       </w:r>
       <w:r>
         <w:rPr>
@@ -3944,9 +3537,8 @@
           <w:sz w:val="22"/>
           <w:szCs w:val="22"/>
         </w:rPr>
-        <w:t>{</w:t>
-      </w:r>
-      <w:proofErr w:type="spellStart"/>
+        <w:t>{kode_pokja}</w:t>
+      </w:r>
       <w:r>
         <w:rPr>
           <w:rFonts w:ascii="Arial" w:eastAsia="Arial" w:hAnsi="Arial" w:cs="Arial"/>
@@ -3954,28 +3546,8 @@
           <w:sz w:val="22"/>
           <w:szCs w:val="22"/>
         </w:rPr>
-        <w:t>kode_pokja</w:t>
-      </w:r>
-      <w:proofErr w:type="spellEnd"/>
-      <w:r>
-        <w:rPr>
-          <w:rFonts w:ascii="Arial" w:eastAsia="Arial" w:hAnsi="Arial" w:cs="Arial"/>
-          <w:spacing w:val="3"/>
-          <w:sz w:val="22"/>
-          <w:szCs w:val="22"/>
-        </w:rPr>
-        <w:t>}</w:t>
-      </w:r>
-      <w:r>
-        <w:rPr>
-          <w:rFonts w:ascii="Arial" w:eastAsia="Arial" w:hAnsi="Arial" w:cs="Arial"/>
-          <w:spacing w:val="3"/>
-          <w:sz w:val="22"/>
-          <w:szCs w:val="22"/>
-        </w:rPr>
         <w:t xml:space="preserve"> BP2JK Wilayah </w:t>
       </w:r>
-      <w:proofErr w:type="spellStart"/>
       <w:r>
         <w:rPr>
           <w:rFonts w:ascii="Arial" w:eastAsia="Arial" w:hAnsi="Arial" w:cs="Arial"/>
@@ -3983,9 +3555,8 @@
           <w:sz w:val="22"/>
           <w:szCs w:val="22"/>
         </w:rPr>
-        <w:t>Wilayah</w:t>
-      </w:r>
-      <w:proofErr w:type="spellEnd"/>
+        <w:t xml:space="preserve">Wilayah Kalimantan Selatan Kementerian Pekerjaan Umum Tahun Anggaran </w:t>
+      </w:r>
       <w:r>
         <w:rPr>
           <w:rFonts w:ascii="Arial" w:eastAsia="Arial" w:hAnsi="Arial" w:cs="Arial"/>
@@ -3993,36 +3564,7 @@
           <w:sz w:val="22"/>
           <w:szCs w:val="22"/>
         </w:rPr>
-        <w:t xml:space="preserve"> Kalimantan Selatan Kementerian Pekerjaan Umum Tahun Anggaran </w:t>
-      </w:r>
-      <w:r>
-        <w:rPr>
-          <w:rFonts w:ascii="Arial" w:eastAsia="Arial" w:hAnsi="Arial" w:cs="Arial"/>
-          <w:spacing w:val="-2"/>
-          <w:sz w:val="22"/>
-          <w:szCs w:val="22"/>
-        </w:rPr>
-        <w:t>{</w:t>
-      </w:r>
-      <w:proofErr w:type="spellStart"/>
-      <w:r>
-        <w:rPr>
-          <w:rFonts w:ascii="Arial" w:eastAsia="Arial" w:hAnsi="Arial" w:cs="Arial"/>
-          <w:spacing w:val="-2"/>
-          <w:sz w:val="22"/>
-          <w:szCs w:val="22"/>
-        </w:rPr>
-        <w:t>tahun_anggaran</w:t>
-      </w:r>
-      <w:proofErr w:type="spellEnd"/>
-      <w:r>
-        <w:rPr>
-          <w:rFonts w:ascii="Arial" w:eastAsia="Arial" w:hAnsi="Arial" w:cs="Arial"/>
-          <w:spacing w:val="-2"/>
-          <w:sz w:val="22"/>
-          <w:szCs w:val="22"/>
-        </w:rPr>
-        <w:t>}</w:t>
+        <w:t>{tahun_anggaran}</w:t>
       </w:r>
       <w:r>
         <w:rPr>
@@ -4065,25 +3607,23 @@
           <w:sz w:val="22"/>
           <w:szCs w:val="22"/>
         </w:rPr>
-        <w:t xml:space="preserve">Undangan Rapat Pembahasan </w:t>
-      </w:r>
-      <w:proofErr w:type="spellStart"/>
-      <w:r>
-        <w:rPr>
-          <w:rFonts w:ascii="Arial" w:eastAsia="Arial" w:hAnsi="Arial" w:cs="Arial"/>
-          <w:sz w:val="22"/>
-          <w:szCs w:val="22"/>
-        </w:rPr>
-        <w:t>Reviu</w:t>
-      </w:r>
-      <w:proofErr w:type="spellEnd"/>
-      <w:r>
-        <w:rPr>
-          <w:rFonts w:ascii="Arial" w:eastAsia="Arial" w:hAnsi="Arial" w:cs="Arial"/>
-          <w:sz w:val="22"/>
-          <w:szCs w:val="22"/>
-        </w:rPr>
-        <w:t xml:space="preserve"> Dokumen Persiapan Pengadaan dan Penyiapan Dokumen Pemilihan Nomor </w:t>
+        <w:t xml:space="preserve">Undangan Rapat Pembahasan Reviu Dokumen Persiapan Pengadaan dan Penyiapan Dokumen Pemilihan Nomor </w:t>
+      </w:r>
+      <w:r>
+        <w:rPr>
+          <w:rFonts w:ascii="Arial" w:eastAsia="Arial" w:hAnsi="Arial" w:cs="Arial"/>
+          <w:sz w:val="22"/>
+          <w:szCs w:val="22"/>
+        </w:rPr>
+        <w:t>{nomor_undangan_rapat}</w:t>
+      </w:r>
+      <w:r>
+        <w:rPr>
+          <w:rFonts w:ascii="Arial" w:eastAsia="Arial" w:hAnsi="Arial" w:cs="Arial"/>
+          <w:sz w:val="22"/>
+          <w:szCs w:val="22"/>
+        </w:rPr>
+        <w:t xml:space="preserve"> tanggal </w:t>
       </w:r>
       <w:r>
         <w:rPr>
@@ -4093,41 +3633,6 @@
         </w:rPr>
         <w:t>{</w:t>
       </w:r>
-      <w:proofErr w:type="spellStart"/>
-      <w:r>
-        <w:rPr>
-          <w:rFonts w:ascii="Arial" w:eastAsia="Arial" w:hAnsi="Arial" w:cs="Arial"/>
-          <w:sz w:val="22"/>
-          <w:szCs w:val="22"/>
-        </w:rPr>
-        <w:t>nomor_undangan_rapat</w:t>
-      </w:r>
-      <w:proofErr w:type="spellEnd"/>
-      <w:r>
-        <w:rPr>
-          <w:rFonts w:ascii="Arial" w:eastAsia="Arial" w:hAnsi="Arial" w:cs="Arial"/>
-          <w:sz w:val="22"/>
-          <w:szCs w:val="22"/>
-        </w:rPr>
-        <w:t>}</w:t>
-      </w:r>
-      <w:r>
-        <w:rPr>
-          <w:rFonts w:ascii="Arial" w:eastAsia="Arial" w:hAnsi="Arial" w:cs="Arial"/>
-          <w:sz w:val="22"/>
-          <w:szCs w:val="22"/>
-        </w:rPr>
-        <w:t xml:space="preserve"> tanggal </w:t>
-      </w:r>
-      <w:r>
-        <w:rPr>
-          <w:rFonts w:ascii="Arial" w:eastAsia="Arial" w:hAnsi="Arial" w:cs="Arial"/>
-          <w:sz w:val="22"/>
-          <w:szCs w:val="22"/>
-        </w:rPr>
-        <w:t>{</w:t>
-      </w:r>
-      <w:proofErr w:type="spellStart"/>
       <w:r>
         <w:rPr>
           <w:rFonts w:ascii="Arial" w:eastAsia="Arial" w:hAnsi="Arial" w:cs="Arial"/>
@@ -4164,7 +3669,6 @@
         </w:rPr>
         <w:t>reviu</w:t>
       </w:r>
-      <w:proofErr w:type="spellEnd"/>
       <w:r>
         <w:rPr>
           <w:rFonts w:ascii="Arial" w:eastAsia="Arial" w:hAnsi="Arial" w:cs="Arial"/>
@@ -4221,7 +3725,6 @@
         </w:rPr>
         <w:t xml:space="preserve">Batasan dan Ruang Lingkup </w:t>
       </w:r>
-      <w:proofErr w:type="spellStart"/>
       <w:r>
         <w:rPr>
           <w:rFonts w:ascii="Arial" w:eastAsia="Arial" w:hAnsi="Arial" w:cs="Arial"/>
@@ -4232,7 +3735,6 @@
         </w:rPr>
         <w:t>Reviu</w:t>
       </w:r>
-      <w:proofErr w:type="spellEnd"/>
       <w:r>
         <w:rPr>
           <w:rFonts w:ascii="Arial" w:eastAsia="Arial" w:hAnsi="Arial" w:cs="Arial"/>
@@ -4866,10 +4368,12 @@
           <w:szCs w:val="22"/>
         </w:rPr>
         <w:sectPr>
-          <w:headerReference w:type="default" r:id="rId11"/>
-          <w:footerReference w:type="default" r:id="rId12"/>
-          <w:headerReference w:type="first" r:id="rId13"/>
-          <w:footerReference w:type="first" r:id="rId14"/>
+          <w:headerReference w:type="even" r:id="rId11"/>
+          <w:headerReference w:type="default" r:id="rId12"/>
+          <w:footerReference w:type="even" r:id="rId13"/>
+          <w:footerReference w:type="default" r:id="rId14"/>
+          <w:headerReference w:type="first" r:id="rId15"/>
+          <w:footerReference w:type="first" r:id="rId16"/>
           <w:pgSz w:w="11907" w:h="16840" w:code="9"/>
           <w:pgMar w:top="1134" w:right="1134" w:bottom="1418" w:left="1418" w:header="720" w:footer="284" w:gutter="0"/>
           <w:cols w:space="720"/>
@@ -4913,27 +4417,7 @@
           <w:highlight w:val="yellow"/>
         </w:rPr>
         <w:lastRenderedPageBreak/>
-        <w:t xml:space="preserve">Hasil </w:t>
-      </w:r>
-      <w:proofErr w:type="spellStart"/>
-      <w:r>
-        <w:rPr>
-          <w:rFonts w:ascii="Arial" w:hAnsi="Arial" w:cs="Arial"/>
-          <w:b/>
-          <w:bCs/>
-          <w:highlight w:val="yellow"/>
-        </w:rPr>
-        <w:t>Reviu</w:t>
-      </w:r>
-      <w:proofErr w:type="spellEnd"/>
-      <w:r>
-        <w:rPr>
-          <w:rFonts w:ascii="Arial" w:hAnsi="Arial" w:cs="Arial"/>
-          <w:b/>
-          <w:bCs/>
-          <w:highlight w:val="yellow"/>
-        </w:rPr>
-        <w:t xml:space="preserve"> Dokumen</w:t>
+        <w:t>Hasil Reviu Dokumen</w:t>
       </w:r>
       <w:r>
         <w:rPr>
@@ -5389,19 +4873,8 @@
                 <w:bCs/>
                 <w:highlight w:val="yellow"/>
               </w:rPr>
-              <w:t xml:space="preserve">Pengumuman Pemilihan dengan </w:t>
-            </w:r>
-            <w:proofErr w:type="spellStart"/>
-            <w:r>
-              <w:rPr>
-                <w:rFonts w:ascii="Arial" w:hAnsi="Arial" w:cs="Arial"/>
-                <w:b/>
-                <w:bCs/>
-                <w:highlight w:val="yellow"/>
-              </w:rPr>
-              <w:t>Pascakualifikasi</w:t>
-            </w:r>
-            <w:proofErr w:type="spellEnd"/>
+              <w:t>Pengumuman Pemilihan dengan Pascakualifikasi</w:t>
+            </w:r>
           </w:p>
         </w:tc>
         <w:tc>
@@ -5691,7 +5164,6 @@
               </w:rPr>
               <w:t xml:space="preserve">Lembar Data </w:t>
             </w:r>
-            <w:proofErr w:type="spellStart"/>
             <w:r>
               <w:rPr>
                 <w:rFonts w:ascii="Arial" w:hAnsi="Arial" w:cs="Arial"/>
@@ -5702,7 +5174,6 @@
               </w:rPr>
               <w:t>Kualifikasi</w:t>
             </w:r>
-            <w:proofErr w:type="spellEnd"/>
             <w:r>
               <w:rPr>
                 <w:rFonts w:ascii="Arial" w:hAnsi="Arial" w:cs="Arial"/>
@@ -6180,47 +5651,7 @@
                 <w:bCs/>
                 <w:highlight w:val="yellow"/>
               </w:rPr>
-              <w:t xml:space="preserve">Jl. Yos </w:t>
-            </w:r>
-            <w:proofErr w:type="spellStart"/>
-            <w:r>
-              <w:rPr>
-                <w:rFonts w:ascii="Bookman Old Style" w:eastAsia="Basic" w:hAnsi="Bookman Old Style" w:cs="Basic"/>
-                <w:b/>
-                <w:bCs/>
-                <w:highlight w:val="yellow"/>
-              </w:rPr>
-              <w:t>Sudarso</w:t>
-            </w:r>
-            <w:proofErr w:type="spellEnd"/>
-            <w:r>
-              <w:rPr>
-                <w:rFonts w:ascii="Bookman Old Style" w:eastAsia="Basic" w:hAnsi="Bookman Old Style" w:cs="Basic"/>
-                <w:b/>
-                <w:bCs/>
-                <w:highlight w:val="yellow"/>
-              </w:rPr>
-              <w:t xml:space="preserve"> No. 37A Gedung Balai Jasa Konstruksi Wilayah V Banjarmasin </w:t>
-            </w:r>
-            <w:proofErr w:type="spellStart"/>
-            <w:r>
-              <w:rPr>
-                <w:rFonts w:ascii="Bookman Old Style" w:eastAsia="Basic" w:hAnsi="Bookman Old Style" w:cs="Basic"/>
-                <w:b/>
-                <w:bCs/>
-                <w:highlight w:val="yellow"/>
-              </w:rPr>
-              <w:t>Lt</w:t>
-            </w:r>
-            <w:proofErr w:type="spellEnd"/>
-            <w:r>
-              <w:rPr>
-                <w:rFonts w:ascii="Bookman Old Style" w:eastAsia="Basic" w:hAnsi="Bookman Old Style" w:cs="Basic"/>
-                <w:b/>
-                <w:bCs/>
-                <w:highlight w:val="yellow"/>
-              </w:rPr>
-              <w:t>. 2 70119</w:t>
+              <w:t>Jl. Yos Sudarso No. 37A Gedung Balai Jasa Konstruksi Wilayah V Banjarmasin Lt. 2 70119</w:t>
             </w:r>
           </w:p>
           <w:p>
@@ -6258,7 +5689,6 @@
                 <w:u w:val="single"/>
               </w:rPr>
             </w:pPr>
-            <w:proofErr w:type="spellStart"/>
             <w:r>
               <w:rPr>
                 <w:rFonts w:ascii="Bookman Old Style" w:eastAsia="Basic" w:hAnsi="Bookman Old Style" w:cs="Basic"/>
@@ -6267,7 +5697,6 @@
               </w:rPr>
               <w:t>Website</w:t>
             </w:r>
-            <w:proofErr w:type="spellEnd"/>
             <w:r>
               <w:rPr>
                 <w:rFonts w:ascii="Bookman Old Style" w:eastAsia="Basic" w:hAnsi="Bookman Old Style" w:cs="Basic"/>
@@ -6604,27 +6033,7 @@
                 <w:highlight w:val="yellow"/>
               </w:rPr>
               <w:lastRenderedPageBreak/>
-              <w:t xml:space="preserve">maka tender/tender cepat/mini kompetisi/seleksi/RO dibatalkan dan peserta tender tidak mendapatkan ganti rugi dalam bentuk </w:t>
-            </w:r>
-            <w:proofErr w:type="spellStart"/>
-            <w:r>
-              <w:rPr>
-                <w:rFonts w:ascii="Bookman Old Style" w:eastAsia="Basic" w:hAnsi="Bookman Old Style" w:cs="Basic"/>
-                <w:b/>
-                <w:bCs/>
-                <w:highlight w:val="yellow"/>
-              </w:rPr>
-              <w:t>apapun</w:t>
-            </w:r>
-            <w:proofErr w:type="spellEnd"/>
-            <w:r>
-              <w:rPr>
-                <w:rFonts w:ascii="Bookman Old Style" w:eastAsia="Basic" w:hAnsi="Bookman Old Style" w:cs="Basic"/>
-                <w:b/>
-                <w:bCs/>
-                <w:highlight w:val="yellow"/>
-              </w:rPr>
-              <w:t>.</w:t>
+              <w:t>maka tender/tender cepat/mini kompetisi/seleksi/RO dibatalkan dan peserta tender tidak mendapatkan ganti rugi dalam bentuk apapun.</w:t>
             </w:r>
           </w:p>
           <w:p>
@@ -6645,27 +6054,7 @@
                 <w:bCs/>
                 <w:highlight w:val="yellow"/>
               </w:rPr>
-              <w:t xml:space="preserve">Alokasi DIPA masih dalam proses. Apabila alokasi DIPA untuk paket tersebut tidak tersedia dalam dokumen anggaran, maka tender/tender cepat/mini kompetisi/seleksi/RO dapat dibatalkan dan peserta tender tidak mendapatkan ganti rugi dalam bentuk </w:t>
-            </w:r>
-            <w:proofErr w:type="spellStart"/>
-            <w:r>
-              <w:rPr>
-                <w:rFonts w:ascii="Bookman Old Style" w:eastAsia="Basic" w:hAnsi="Bookman Old Style" w:cs="Basic"/>
-                <w:b/>
-                <w:bCs/>
-                <w:highlight w:val="yellow"/>
-              </w:rPr>
-              <w:t>apapun</w:t>
-            </w:r>
-            <w:proofErr w:type="spellEnd"/>
-            <w:r>
-              <w:rPr>
-                <w:rFonts w:ascii="Bookman Old Style" w:eastAsia="Basic" w:hAnsi="Bookman Old Style" w:cs="Basic"/>
-                <w:b/>
-                <w:bCs/>
-                <w:highlight w:val="yellow"/>
-              </w:rPr>
-              <w:t>.</w:t>
+              <w:t>Alokasi DIPA masih dalam proses. Apabila alokasi DIPA untuk paket tersebut tidak tersedia dalam dokumen anggaran, maka tender/tender cepat/mini kompetisi/seleksi/RO dapat dibatalkan dan peserta tender tidak mendapatkan ganti rugi dalam bentuk apapun.</w:t>
             </w:r>
           </w:p>
           <w:p>
@@ -7084,27 +6473,7 @@
                 <w:bCs/>
                 <w:highlight w:val="yellow"/>
               </w:rPr>
-              <w:t xml:space="preserve">Rp5.801.507.000,00 (lima miliar delapan ratus satu juta lima ratus tujuh ribu rupiah), dengan </w:t>
-            </w:r>
-            <w:proofErr w:type="spellStart"/>
-            <w:r>
-              <w:rPr>
-                <w:rFonts w:ascii="Bookman Old Style" w:eastAsia="Basic" w:hAnsi="Bookman Old Style" w:cs="Basic"/>
-                <w:b/>
-                <w:bCs/>
-                <w:highlight w:val="yellow"/>
-              </w:rPr>
-              <w:t>rincian</w:t>
-            </w:r>
-            <w:proofErr w:type="spellEnd"/>
-            <w:r>
-              <w:rPr>
-                <w:rFonts w:ascii="Bookman Old Style" w:eastAsia="Basic" w:hAnsi="Bookman Old Style" w:cs="Basic"/>
-                <w:b/>
-                <w:bCs/>
-                <w:highlight w:val="yellow"/>
-              </w:rPr>
-              <w:t>:</w:t>
+              <w:t>Rp5.801.507.000,00 (lima miliar delapan ratus satu juta lima ratus tujuh ribu rupiah), dengan rincian:</w:t>
             </w:r>
           </w:p>
           <w:p>
@@ -7288,23 +6657,7 @@
                 <w:highlight w:val="yellow"/>
               </w:rPr>
               <w:lastRenderedPageBreak/>
-              <w:t xml:space="preserve">Dasar pembuatan remunerasi yang digunakan mengacu pada Keputusan Menteri Pekerjaan Umum Nomor 33/KPTS/M/2025 tentang Besaran Remunerasi Minimal Tenaga Kerja Konstruksi pada Jenjang Jabatan Ahli untuk Layanan Jasa </w:t>
-            </w:r>
-            <w:proofErr w:type="spellStart"/>
-            <w:r>
-              <w:rPr>
-                <w:rFonts w:ascii="Bookman Old Style" w:eastAsia="Basic" w:hAnsi="Bookman Old Style" w:cs="Basic"/>
-                <w:highlight w:val="yellow"/>
-              </w:rPr>
-              <w:t>Konsultansi</w:t>
-            </w:r>
-            <w:proofErr w:type="spellEnd"/>
-            <w:r>
-              <w:rPr>
-                <w:rFonts w:ascii="Bookman Old Style" w:eastAsia="Basic" w:hAnsi="Bookman Old Style" w:cs="Basic"/>
-                <w:highlight w:val="yellow"/>
-              </w:rPr>
-              <w:t xml:space="preserve"> Konstruksi pada tanggal 14 Januari 2025.</w:t>
+              <w:t>Dasar pembuatan remunerasi yang digunakan mengacu pada Keputusan Menteri Pekerjaan Umum Nomor 33/KPTS/M/2025 tentang Besaran Remunerasi Minimal Tenaga Kerja Konstruksi pada Jenjang Jabatan Ahli untuk Layanan Jasa Konsultansi Konstruksi pada tanggal 14 Januari 2025.</w:t>
             </w:r>
           </w:p>
           <w:p>
@@ -7399,25 +6752,7 @@
                 <w:i/>
                 <w:highlight w:val="yellow"/>
               </w:rPr>
-              <w:t xml:space="preserve"> ganti rugi dalam bentuk </w:t>
-            </w:r>
-            <w:proofErr w:type="spellStart"/>
-            <w:r>
-              <w:rPr>
-                <w:rFonts w:ascii="Bookman Old Style" w:eastAsia="Basic" w:hAnsi="Bookman Old Style" w:cs="Basic"/>
-                <w:i/>
-                <w:highlight w:val="yellow"/>
-              </w:rPr>
-              <w:t>apapun</w:t>
-            </w:r>
-            <w:proofErr w:type="spellEnd"/>
-            <w:r>
-              <w:rPr>
-                <w:rFonts w:ascii="Bookman Old Style" w:eastAsia="Basic" w:hAnsi="Bookman Old Style" w:cs="Basic"/>
-                <w:i/>
-                <w:highlight w:val="yellow"/>
-              </w:rPr>
-              <w:t>)</w:t>
+              <w:t xml:space="preserve"> ganti rugi dalam bentuk apapun)</w:t>
             </w:r>
           </w:p>
           <w:p>
@@ -7662,23 +6997,7 @@
                 <w:rFonts w:ascii="Bookman Old Style" w:eastAsia="Basic" w:hAnsi="Bookman Old Style" w:cs="Basic"/>
                 <w:highlight w:val="yellow"/>
               </w:rPr>
-              <w:t xml:space="preserve"> perusahaan dalam 1 (satu) </w:t>
-            </w:r>
-            <w:proofErr w:type="spellStart"/>
-            <w:r>
-              <w:rPr>
-                <w:rFonts w:ascii="Bookman Old Style" w:eastAsia="Basic" w:hAnsi="Bookman Old Style" w:cs="Basic"/>
-                <w:highlight w:val="yellow"/>
-              </w:rPr>
-              <w:t>kerjasama</w:t>
-            </w:r>
-            <w:proofErr w:type="spellEnd"/>
-            <w:r>
-              <w:rPr>
-                <w:rFonts w:ascii="Bookman Old Style" w:eastAsia="Basic" w:hAnsi="Bookman Old Style" w:cs="Basic"/>
-                <w:highlight w:val="yellow"/>
-              </w:rPr>
-              <w:t xml:space="preserve"> operasi;</w:t>
+              <w:t xml:space="preserve"> perusahaan dalam 1 (satu) kerjasama operasi;</w:t>
             </w:r>
             <w:r>
               <w:rPr>
@@ -7981,23 +7300,7 @@
                 <w:rFonts w:ascii="Bookman Old Style" w:eastAsia="Basic" w:hAnsi="Bookman Old Style" w:cs="Basic"/>
                 <w:highlight w:val="yellow"/>
               </w:rPr>
-              <w:t xml:space="preserve">Memiliki Nomor Induk Berusaha (NIB) dan Sertifikat Standar </w:t>
-            </w:r>
-            <w:proofErr w:type="spellStart"/>
-            <w:r>
-              <w:rPr>
-                <w:rFonts w:ascii="Bookman Old Style" w:eastAsia="Basic" w:hAnsi="Bookman Old Style" w:cs="Basic"/>
-                <w:highlight w:val="yellow"/>
-              </w:rPr>
-              <w:t>terverifikasi</w:t>
-            </w:r>
-            <w:proofErr w:type="spellEnd"/>
-            <w:r>
-              <w:rPr>
-                <w:rFonts w:ascii="Bookman Old Style" w:eastAsia="Basic" w:hAnsi="Bookman Old Style" w:cs="Basic"/>
-                <w:highlight w:val="yellow"/>
-              </w:rPr>
-              <w:t xml:space="preserve"> (untuk Badan Usaha yang memiliki SBU KBLI 2020);</w:t>
+              <w:t>Memiliki Nomor Induk Berusaha (NIB) dan Sertifikat Standar terverifikasi (untuk Badan Usaha yang memiliki SBU KBLI 2020);</w:t>
             </w:r>
           </w:p>
           <w:p>
@@ -8025,39 +7328,7 @@
                 <w:rFonts w:ascii="Bookman Old Style" w:eastAsia="Basic" w:hAnsi="Bookman Old Style" w:cs="Basic"/>
                 <w:highlight w:val="yellow"/>
               </w:rPr>
-              <w:t xml:space="preserve">dalam hal Sertifikat Standar sebagaimana dimaksud pada angka 1) belum </w:t>
-            </w:r>
-            <w:proofErr w:type="spellStart"/>
-            <w:r>
-              <w:rPr>
-                <w:rFonts w:ascii="Bookman Old Style" w:eastAsia="Basic" w:hAnsi="Bookman Old Style" w:cs="Basic"/>
-                <w:highlight w:val="yellow"/>
-              </w:rPr>
-              <w:t>terverifikasi</w:t>
-            </w:r>
-            <w:proofErr w:type="spellEnd"/>
-            <w:r>
-              <w:rPr>
-                <w:rFonts w:ascii="Bookman Old Style" w:eastAsia="Basic" w:hAnsi="Bookman Old Style" w:cs="Basic"/>
-                <w:highlight w:val="yellow"/>
-              </w:rPr>
-              <w:t xml:space="preserve">, peserta menyampaikan NIB, Sertifikat Standar belum </w:t>
-            </w:r>
-            <w:proofErr w:type="spellStart"/>
-            <w:r>
-              <w:rPr>
-                <w:rFonts w:ascii="Bookman Old Style" w:eastAsia="Basic" w:hAnsi="Bookman Old Style" w:cs="Basic"/>
-                <w:highlight w:val="yellow"/>
-              </w:rPr>
-              <w:t>terverifikasi</w:t>
-            </w:r>
-            <w:proofErr w:type="spellEnd"/>
-            <w:r>
-              <w:rPr>
-                <w:rFonts w:ascii="Bookman Old Style" w:eastAsia="Basic" w:hAnsi="Bookman Old Style" w:cs="Basic"/>
-                <w:highlight w:val="yellow"/>
-              </w:rPr>
-              <w:t xml:space="preserve"> dan tangkapan layar laman OSS yang mencantumkan bahwa Sertifikat Standar sedang menunggu verifikasi; atau</w:t>
+              <w:t>dalam hal Sertifikat Standar sebagaimana dimaksud pada angka 1) belum terverifikasi, peserta menyampaikan NIB, Sertifikat Standar belum terverifikasi dan tangkapan layar laman OSS yang mencantumkan bahwa Sertifikat Standar sedang menunggu verifikasi; atau</w:t>
             </w:r>
           </w:p>
           <w:p>
@@ -8163,21 +7434,12 @@
               </w:rPr>
               <w:t xml:space="preserve">serta disyaratkan </w:t>
             </w:r>
-            <w:proofErr w:type="spellStart"/>
-            <w:r>
-              <w:rPr>
-                <w:rFonts w:ascii="Bookman Old Style" w:eastAsia="Basic" w:hAnsi="Bookman Old Style" w:cs="Basic"/>
-                <w:highlight w:val="yellow"/>
-              </w:rPr>
-              <w:t>subklasifikasi</w:t>
-            </w:r>
-            <w:proofErr w:type="spellEnd"/>
-            <w:r>
-              <w:rPr>
-                <w:rFonts w:ascii="Bookman Old Style" w:eastAsia="Basic" w:hAnsi="Bookman Old Style" w:cs="Basic"/>
-                <w:highlight w:val="yellow"/>
-              </w:rPr>
-              <w:t xml:space="preserve"> </w:t>
+            <w:r>
+              <w:rPr>
+                <w:rFonts w:ascii="Bookman Old Style" w:eastAsia="Basic" w:hAnsi="Bookman Old Style" w:cs="Basic"/>
+                <w:highlight w:val="yellow"/>
+              </w:rPr>
+              <w:t xml:space="preserve">subklasifikasi </w:t>
             </w:r>
             <w:r>
               <w:rPr>
@@ -8787,25 +8049,7 @@
                 <w:color w:val="000000"/>
                 <w:highlight w:val="yellow"/>
               </w:rPr>
-              <w:t xml:space="preserve">pimpinan dan pengurus badan usaha bukan sebagai pegawai Kementerian/Lembaga/Perangkat Daerah atau sebagai pegawai Kementerian/Lembaga/Perangkat Daerah yang sedang mengambil cuti </w:t>
-            </w:r>
-            <w:proofErr w:type="spellStart"/>
-            <w:r>
-              <w:rPr>
-                <w:rFonts w:ascii="Bookman Old Style" w:eastAsia="Basic" w:hAnsi="Bookman Old Style" w:cs="Basic"/>
-                <w:color w:val="000000"/>
-                <w:highlight w:val="yellow"/>
-              </w:rPr>
-              <w:t>diluar</w:t>
-            </w:r>
-            <w:proofErr w:type="spellEnd"/>
-            <w:r>
-              <w:rPr>
-                <w:rFonts w:ascii="Bookman Old Style" w:eastAsia="Basic" w:hAnsi="Bookman Old Style" w:cs="Basic"/>
-                <w:color w:val="000000"/>
-                <w:highlight w:val="yellow"/>
-              </w:rPr>
-              <w:t xml:space="preserve"> tanggungan Negara; </w:t>
+              <w:t xml:space="preserve">pimpinan dan pengurus badan usaha bukan sebagai pegawai Kementerian/Lembaga/Perangkat Daerah atau sebagai pegawai Kementerian/Lembaga/Perangkat Daerah yang sedang mengambil cuti diluar tanggungan Negara; </w:t>
             </w:r>
           </w:p>
           <w:p>
@@ -9005,25 +8249,7 @@
                 <w:color w:val="000000"/>
                 <w:highlight w:val="yellow"/>
               </w:rPr>
-              <w:t xml:space="preserve">memiliki pengalaman paling kurang 1 (satu) pekerjaan jasa </w:t>
-            </w:r>
-            <w:proofErr w:type="spellStart"/>
-            <w:r>
-              <w:rPr>
-                <w:rFonts w:ascii="Bookman Old Style" w:eastAsia="Basic" w:hAnsi="Bookman Old Style" w:cs="Basic"/>
-                <w:color w:val="000000"/>
-                <w:highlight w:val="yellow"/>
-              </w:rPr>
-              <w:t>konsultansi</w:t>
-            </w:r>
-            <w:proofErr w:type="spellEnd"/>
-            <w:r>
-              <w:rPr>
-                <w:rFonts w:ascii="Bookman Old Style" w:eastAsia="Basic" w:hAnsi="Bookman Old Style" w:cs="Basic"/>
-                <w:color w:val="000000"/>
-                <w:highlight w:val="yellow"/>
-              </w:rPr>
-              <w:t xml:space="preserve"> konstruksi dalam kurun waktu 4 (empat) tahun terakhir, baik di lingkungan pemerintah atau swasta termasuk pengalaman subkontrak, kecuali bagi pelaku usaha kecil yang baru berdiri kurang dari 3 (tiga) tahun dan belum memiliki pengalaman;</w:t>
+              <w:t>memiliki pengalaman paling kurang 1 (satu) pekerjaan jasa konsultansi konstruksi dalam kurun waktu 4 (empat) tahun terakhir, baik di lingkungan pemerintah atau swasta termasuk pengalaman subkontrak, kecuali bagi pelaku usaha kecil yang baru berdiri kurang dari 3 (tiga) tahun dan belum memiliki pengalaman;</w:t>
             </w:r>
           </w:p>
           <w:p>
@@ -9113,29 +8339,7 @@
                 <w:color w:val="000000"/>
                 <w:highlight w:val="yellow"/>
               </w:rPr>
-              <w:t xml:space="preserve">[berdasarkan </w:t>
-            </w:r>
-            <w:proofErr w:type="spellStart"/>
-            <w:r>
-              <w:rPr>
-                <w:rFonts w:ascii="Bookman Old Style" w:eastAsia="Basic" w:hAnsi="Bookman Old Style" w:cs="Basic"/>
-                <w:i/>
-                <w:strike/>
-                <w:color w:val="000000"/>
-                <w:highlight w:val="yellow"/>
-              </w:rPr>
-              <w:t>subklasifikasi</w:t>
-            </w:r>
-            <w:proofErr w:type="spellEnd"/>
-            <w:r>
-              <w:rPr>
-                <w:rFonts w:ascii="Bookman Old Style" w:eastAsia="Basic" w:hAnsi="Bookman Old Style" w:cs="Basic"/>
-                <w:i/>
-                <w:strike/>
-                <w:color w:val="000000"/>
-                <w:highlight w:val="yellow"/>
-              </w:rPr>
-              <w:t>]</w:t>
+              <w:t>[berdasarkan subklasifikasi]</w:t>
             </w:r>
             <w:r>
               <w:rPr>
@@ -9196,139 +8400,7 @@
                 <w:highlight w:val="yellow"/>
               </w:rPr>
               <w:lastRenderedPageBreak/>
-              <w:t xml:space="preserve">sudah sesuai dengan final desain. Meliputi jasa yang diberikan di kantor maupun di lapangan seperti pengkajian </w:t>
-            </w:r>
-            <w:proofErr w:type="spellStart"/>
-            <w:r>
-              <w:rPr>
-                <w:rFonts w:ascii="Bookman Old Style" w:eastAsia="Basic" w:hAnsi="Bookman Old Style" w:cs="Basic"/>
-                <w:b/>
-                <w:bCs/>
-                <w:color w:val="000000"/>
-                <w:highlight w:val="yellow"/>
-              </w:rPr>
-              <w:t>shop</w:t>
-            </w:r>
-            <w:proofErr w:type="spellEnd"/>
-            <w:r>
-              <w:rPr>
-                <w:rFonts w:ascii="Bookman Old Style" w:eastAsia="Basic" w:hAnsi="Bookman Old Style" w:cs="Basic"/>
-                <w:b/>
-                <w:bCs/>
-                <w:color w:val="000000"/>
-                <w:highlight w:val="yellow"/>
-              </w:rPr>
-              <w:t xml:space="preserve"> </w:t>
-            </w:r>
-            <w:proofErr w:type="spellStart"/>
-            <w:r>
-              <w:rPr>
-                <w:rFonts w:ascii="Bookman Old Style" w:eastAsia="Basic" w:hAnsi="Bookman Old Style" w:cs="Basic"/>
-                <w:b/>
-                <w:bCs/>
-                <w:color w:val="000000"/>
-                <w:highlight w:val="yellow"/>
-              </w:rPr>
-              <w:t>drawings</w:t>
-            </w:r>
-            <w:proofErr w:type="spellEnd"/>
-            <w:r>
-              <w:rPr>
-                <w:rFonts w:ascii="Bookman Old Style" w:eastAsia="Basic" w:hAnsi="Bookman Old Style" w:cs="Basic"/>
-                <w:b/>
-                <w:bCs/>
-                <w:color w:val="000000"/>
-                <w:highlight w:val="yellow"/>
-              </w:rPr>
-              <w:t xml:space="preserve">, kunjungan secara periodik kelapangan untuk mengukur </w:t>
-            </w:r>
-            <w:proofErr w:type="spellStart"/>
-            <w:r>
-              <w:rPr>
-                <w:rFonts w:ascii="Bookman Old Style" w:eastAsia="Basic" w:hAnsi="Bookman Old Style" w:cs="Basic"/>
-                <w:b/>
-                <w:bCs/>
-                <w:color w:val="000000"/>
-                <w:highlight w:val="yellow"/>
-              </w:rPr>
-              <w:t>progress</w:t>
-            </w:r>
-            <w:proofErr w:type="spellEnd"/>
-            <w:r>
-              <w:rPr>
-                <w:rFonts w:ascii="Bookman Old Style" w:eastAsia="Basic" w:hAnsi="Bookman Old Style" w:cs="Basic"/>
-                <w:b/>
-                <w:bCs/>
-                <w:color w:val="000000"/>
-                <w:highlight w:val="yellow"/>
-              </w:rPr>
-              <w:t xml:space="preserve"> dan kualitas pekerjaan, memberikan panduan kepada </w:t>
-            </w:r>
-            <w:proofErr w:type="spellStart"/>
-            <w:r>
-              <w:rPr>
-                <w:rFonts w:ascii="Bookman Old Style" w:eastAsia="Basic" w:hAnsi="Bookman Old Style" w:cs="Basic"/>
-                <w:b/>
-                <w:bCs/>
-                <w:color w:val="000000"/>
-                <w:highlight w:val="yellow"/>
-              </w:rPr>
-              <w:t>klient</w:t>
-            </w:r>
-            <w:proofErr w:type="spellEnd"/>
-            <w:r>
-              <w:rPr>
-                <w:rFonts w:ascii="Bookman Old Style" w:eastAsia="Basic" w:hAnsi="Bookman Old Style" w:cs="Basic"/>
-                <w:b/>
-                <w:bCs/>
-                <w:color w:val="000000"/>
-                <w:highlight w:val="yellow"/>
-              </w:rPr>
-              <w:t xml:space="preserve"> dan kontraktor dalam menginterpretasikan dokumen kontrak dan nasihat lain dalam hal </w:t>
-            </w:r>
-            <w:proofErr w:type="spellStart"/>
-            <w:r>
-              <w:rPr>
-                <w:rFonts w:ascii="Bookman Old Style" w:eastAsia="Basic" w:hAnsi="Bookman Old Style" w:cs="Basic"/>
-                <w:b/>
-                <w:bCs/>
-                <w:color w:val="000000"/>
-                <w:highlight w:val="yellow"/>
-              </w:rPr>
-              <w:t>teknikal</w:t>
-            </w:r>
-            <w:proofErr w:type="spellEnd"/>
-            <w:r>
-              <w:rPr>
-                <w:rFonts w:ascii="Bookman Old Style" w:eastAsia="Basic" w:hAnsi="Bookman Old Style" w:cs="Basic"/>
-                <w:b/>
-                <w:bCs/>
-                <w:color w:val="000000"/>
-                <w:highlight w:val="yellow"/>
-              </w:rPr>
-              <w:t xml:space="preserve"> selama proses </w:t>
-            </w:r>
-            <w:proofErr w:type="spellStart"/>
-            <w:r>
-              <w:rPr>
-                <w:rFonts w:ascii="Bookman Old Style" w:eastAsia="Basic" w:hAnsi="Bookman Old Style" w:cs="Basic"/>
-                <w:b/>
-                <w:bCs/>
-                <w:color w:val="000000"/>
-                <w:highlight w:val="yellow"/>
-              </w:rPr>
-              <w:t>kontruksi</w:t>
-            </w:r>
-            <w:proofErr w:type="spellEnd"/>
-            <w:r>
-              <w:rPr>
-                <w:rFonts w:ascii="Bookman Old Style" w:eastAsia="Basic" w:hAnsi="Bookman Old Style" w:cs="Basic"/>
-                <w:b/>
-                <w:bCs/>
-                <w:color w:val="000000"/>
-                <w:highlight w:val="yellow"/>
-              </w:rPr>
-              <w:t xml:space="preserve"> infrastruktur sipil transportasi</w:t>
+              <w:t>sudah sesuai dengan final desain. Meliputi jasa yang diberikan di kantor maupun di lapangan seperti pengkajian shop drawings, kunjungan secara periodik kelapangan untuk mengukur progress dan kualitas pekerjaan, memberikan panduan kepada klient dan kontraktor dalam menginterpretasikan dokumen kontrak dan nasihat lain dalam hal teknikal selama proses kontruksi infrastruktur sipil transportasi</w:t>
             </w:r>
             <w:r>
               <w:rPr>
@@ -9790,7 +8862,6 @@
               </w:rPr>
               <w:t>Data kualifikasi yang diunggah (</w:t>
             </w:r>
-            <w:proofErr w:type="spellStart"/>
             <w:r>
               <w:rPr>
                 <w:rFonts w:ascii="Bookman Old Style" w:eastAsia="Basic" w:hAnsi="Bookman Old Style" w:cs="Basic"/>
@@ -9799,7 +8870,6 @@
               </w:rPr>
               <w:t>upload</w:t>
             </w:r>
-            <w:proofErr w:type="spellEnd"/>
             <w:r>
               <w:rPr>
                 <w:rFonts w:ascii="Bookman Old Style" w:eastAsia="Basic" w:hAnsi="Bookman Old Style" w:cs="Basic"/>
@@ -11025,29 +10095,7 @@
                       <w:iCs/>
                       <w:highlight w:val="yellow"/>
                     </w:rPr>
-                    <w:t xml:space="preserve">Pekerjaan di bidang Jasa </w:t>
-                  </w:r>
-                  <w:proofErr w:type="spellStart"/>
-                  <w:r>
-                    <w:rPr>
-                      <w:rFonts w:ascii="Bookman Old Style" w:eastAsia="Basic" w:hAnsi="Bookman Old Style" w:cs="Basic"/>
-                      <w:bCs/>
-                      <w:i/>
-                      <w:iCs/>
-                      <w:highlight w:val="yellow"/>
-                    </w:rPr>
-                    <w:t>Konsultansi</w:t>
-                  </w:r>
-                  <w:proofErr w:type="spellEnd"/>
-                  <w:r>
-                    <w:rPr>
-                      <w:rFonts w:ascii="Bookman Old Style" w:eastAsia="Basic" w:hAnsi="Bookman Old Style" w:cs="Basic"/>
-                      <w:bCs/>
-                      <w:i/>
-                      <w:iCs/>
-                      <w:highlight w:val="yellow"/>
-                    </w:rPr>
-                    <w:t xml:space="preserve"> Konstruksi paling kurang 1 (satu) pekerjaan dalam kurun waktu 4 (empat) tahun terakhir baik di lingkungan pemerintah maupun swasta, termasuk pengalaman subkontrak kecuali bagi Penyedia yang </w:t>
+                    <w:t xml:space="preserve">Pekerjaan di bidang Jasa Konsultansi Konstruksi paling kurang 1 (satu) pekerjaan dalam kurun waktu 4 (empat) tahun terakhir baik di lingkungan pemerintah maupun swasta, termasuk pengalaman subkontrak kecuali bagi Penyedia yang </w:t>
                   </w:r>
                   <w:r>
                     <w:rPr>
@@ -11337,31 +10385,7 @@
                       <w:strike/>
                       <w:highlight w:val="yellow"/>
                     </w:rPr>
-                    <w:t xml:space="preserve">untuk pekerjaan Usaha Kecil berdasarkan </w:t>
-                  </w:r>
-                  <w:proofErr w:type="spellStart"/>
-                  <w:r>
-                    <w:rPr>
-                      <w:rFonts w:ascii="Bookman Old Style" w:eastAsia="Basic" w:hAnsi="Bookman Old Style" w:cs="Basic"/>
-                      <w:bCs/>
-                      <w:i/>
-                      <w:iCs/>
-                      <w:strike/>
-                      <w:highlight w:val="yellow"/>
-                    </w:rPr>
-                    <w:t>subklasifikasi</w:t>
-                  </w:r>
-                  <w:proofErr w:type="spellEnd"/>
-                  <w:r>
-                    <w:rPr>
-                      <w:rFonts w:ascii="Bookman Old Style" w:eastAsia="Basic" w:hAnsi="Bookman Old Style" w:cs="Basic"/>
-                      <w:bCs/>
-                      <w:i/>
-                      <w:iCs/>
-                      <w:strike/>
-                      <w:highlight w:val="yellow"/>
-                    </w:rPr>
-                    <w:t xml:space="preserve">; atau </w:t>
+                    <w:t xml:space="preserve">untuk pekerjaan Usaha Kecil berdasarkan subklasifikasi; atau </w:t>
                   </w:r>
                 </w:p>
                 <w:p>
@@ -11391,29 +10415,7 @@
                       <w:iCs/>
                       <w:highlight w:val="yellow"/>
                     </w:rPr>
-                    <w:t xml:space="preserve">untuk pekerjaan Usaha Menengah atau Usaha Besar, pekerjaan sejenis berdasarkan </w:t>
-                  </w:r>
-                  <w:proofErr w:type="spellStart"/>
-                  <w:r>
-                    <w:rPr>
-                      <w:rFonts w:ascii="Bookman Old Style" w:eastAsia="Basic" w:hAnsi="Bookman Old Style" w:cs="Basic"/>
-                      <w:bCs/>
-                      <w:i/>
-                      <w:iCs/>
-                      <w:highlight w:val="yellow"/>
-                    </w:rPr>
-                    <w:t>subklasifikasi</w:t>
-                  </w:r>
-                  <w:proofErr w:type="spellEnd"/>
-                  <w:r>
-                    <w:rPr>
-                      <w:rFonts w:ascii="Bookman Old Style" w:eastAsia="Basic" w:hAnsi="Bookman Old Style" w:cs="Basic"/>
-                      <w:bCs/>
-                      <w:i/>
-                      <w:iCs/>
-                      <w:highlight w:val="yellow"/>
-                    </w:rPr>
-                    <w:t xml:space="preserve"> atau berdasarkan lingkup pekerjaan:</w:t>
+                    <w:t>untuk pekerjaan Usaha Menengah atau Usaha Besar, pekerjaan sejenis berdasarkan subklasifikasi atau berdasarkan lingkup pekerjaan:</w:t>
                   </w:r>
                 </w:p>
                 <w:p>
@@ -12374,25 +11376,7 @@
           <w:szCs w:val="22"/>
         </w:rPr>
         <w:lastRenderedPageBreak/>
-        <w:t xml:space="preserve">Demikian berita acara </w:t>
-      </w:r>
-      <w:proofErr w:type="spellStart"/>
-      <w:r>
-        <w:rPr>
-          <w:rFonts w:ascii="Arial" w:eastAsia="Arial" w:hAnsi="Arial" w:cs="Arial"/>
-          <w:sz w:val="22"/>
-          <w:szCs w:val="22"/>
-        </w:rPr>
-        <w:t>reviu</w:t>
-      </w:r>
-      <w:proofErr w:type="spellEnd"/>
-      <w:r>
-        <w:rPr>
-          <w:rFonts w:ascii="Arial" w:eastAsia="Arial" w:hAnsi="Arial" w:cs="Arial"/>
-          <w:sz w:val="22"/>
-          <w:szCs w:val="22"/>
-        </w:rPr>
-        <w:t xml:space="preserve"> dokumen </w:t>
+        <w:t xml:space="preserve">Demikian berita acara reviu dokumen </w:t>
       </w:r>
       <w:r>
         <w:rPr>
@@ -12459,29 +11443,7 @@
           <w:sz w:val="22"/>
           <w:szCs w:val="22"/>
         </w:rPr>
-        <w:t>{</w:t>
-      </w:r>
-      <w:proofErr w:type="spellStart"/>
-      <w:r>
-        <w:rPr>
-          <w:rFonts w:ascii="Arial" w:eastAsia="Arial" w:hAnsi="Arial" w:cs="Arial"/>
-          <w:b/>
-          <w:bCs/>
-          <w:sz w:val="22"/>
-          <w:szCs w:val="22"/>
-        </w:rPr>
-        <w:t>kode_pokja</w:t>
-      </w:r>
-      <w:proofErr w:type="spellEnd"/>
-      <w:r>
-        <w:rPr>
-          <w:rFonts w:ascii="Arial" w:eastAsia="Arial" w:hAnsi="Arial" w:cs="Arial"/>
-          <w:b/>
-          <w:bCs/>
-          <w:sz w:val="22"/>
-          <w:szCs w:val="22"/>
-        </w:rPr>
-        <w:t>}</w:t>
+        <w:t>{kode_pokja}</w:t>
       </w:r>
       <w:r>
         <w:rPr>
@@ -12550,29 +11512,7 @@
           <w:sz w:val="22"/>
           <w:szCs w:val="22"/>
         </w:rPr>
-        <w:t>{</w:t>
-      </w:r>
-      <w:proofErr w:type="spellStart"/>
-      <w:r>
-        <w:rPr>
-          <w:rFonts w:ascii="Arial" w:eastAsia="Arial" w:hAnsi="Arial" w:cs="Arial"/>
-          <w:b/>
-          <w:bCs/>
-          <w:sz w:val="22"/>
-          <w:szCs w:val="22"/>
-        </w:rPr>
-        <w:t>tahun_anggaran</w:t>
-      </w:r>
-      <w:proofErr w:type="spellEnd"/>
-      <w:r>
-        <w:rPr>
-          <w:rFonts w:ascii="Arial" w:eastAsia="Arial" w:hAnsi="Arial" w:cs="Arial"/>
-          <w:b/>
-          <w:bCs/>
-          <w:sz w:val="22"/>
-          <w:szCs w:val="22"/>
-        </w:rPr>
-        <w:t>}</w:t>
+        <w:t>{tahun_anggaran}</w:t>
       </w:r>
     </w:p>
     <w:p>
@@ -12632,7 +11572,6 @@
                 <w:szCs w:val="22"/>
               </w:rPr>
             </w:pPr>
-            <w:proofErr w:type="spellStart"/>
             <w:r>
               <w:rPr>
                 <w:rFonts w:ascii="Arial" w:hAnsi="Arial" w:cs="Arial"/>
@@ -12643,7 +11582,6 @@
               </w:rPr>
               <w:t>No</w:t>
             </w:r>
-            <w:proofErr w:type="spellEnd"/>
           </w:p>
         </w:tc>
         <w:tc>
@@ -12792,27 +11730,7 @@
                 <w:sz w:val="22"/>
                 <w:szCs w:val="22"/>
               </w:rPr>
-              <w:t>{</w:t>
-            </w:r>
-            <w:proofErr w:type="spellStart"/>
-            <w:r>
-              <w:rPr>
-                <w:rFonts w:ascii="Arial" w:eastAsia="Arial" w:hAnsi="Arial" w:cs="Arial"/>
-                <w:spacing w:val="2"/>
-                <w:sz w:val="22"/>
-                <w:szCs w:val="22"/>
-              </w:rPr>
-              <w:t>ketua_timlak</w:t>
-            </w:r>
-            <w:proofErr w:type="spellEnd"/>
-            <w:r>
-              <w:rPr>
-                <w:rFonts w:ascii="Arial" w:eastAsia="Arial" w:hAnsi="Arial" w:cs="Arial"/>
-                <w:spacing w:val="2"/>
-                <w:sz w:val="22"/>
-                <w:szCs w:val="22"/>
-              </w:rPr>
-              <w:t>}</w:t>
+              <w:t>{ketua_timlak}</w:t>
             </w:r>
           </w:p>
         </w:tc>
@@ -12925,27 +11843,7 @@
                 <w:sz w:val="22"/>
                 <w:szCs w:val="22"/>
               </w:rPr>
-              <w:t>{</w:t>
-            </w:r>
-            <w:proofErr w:type="spellStart"/>
-            <w:r>
-              <w:rPr>
-                <w:rFonts w:ascii="Arial" w:eastAsia="Arial" w:hAnsi="Arial" w:cs="Arial"/>
-                <w:spacing w:val="2"/>
-                <w:sz w:val="22"/>
-                <w:szCs w:val="22"/>
-              </w:rPr>
-              <w:t>sekre_timlak</w:t>
-            </w:r>
-            <w:proofErr w:type="spellEnd"/>
-            <w:r>
-              <w:rPr>
-                <w:rFonts w:ascii="Arial" w:eastAsia="Arial" w:hAnsi="Arial" w:cs="Arial"/>
-                <w:spacing w:val="2"/>
-                <w:sz w:val="22"/>
-                <w:szCs w:val="22"/>
-              </w:rPr>
-              <w:t>}</w:t>
+              <w:t>{sekre_timlak}</w:t>
             </w:r>
           </w:p>
         </w:tc>
@@ -13055,25 +11953,7 @@
                 <w:sz w:val="22"/>
                 <w:szCs w:val="22"/>
               </w:rPr>
-              <w:t>{</w:t>
-            </w:r>
-            <w:proofErr w:type="spellStart"/>
-            <w:r>
-              <w:rPr>
-                <w:rFonts w:ascii="Arial" w:eastAsia="Arial" w:hAnsi="Arial" w:cs="Arial"/>
-                <w:sz w:val="22"/>
-                <w:szCs w:val="22"/>
-              </w:rPr>
-              <w:t>anggota_timlak</w:t>
-            </w:r>
-            <w:proofErr w:type="spellEnd"/>
-            <w:r>
-              <w:rPr>
-                <w:rFonts w:ascii="Arial" w:eastAsia="Arial" w:hAnsi="Arial" w:cs="Arial"/>
-                <w:sz w:val="22"/>
-                <w:szCs w:val="22"/>
-              </w:rPr>
-              <w:t>}</w:t>
+              <w:t>{anggota_timlak}</w:t>
             </w:r>
           </w:p>
         </w:tc>
@@ -13187,9 +12067,8 @@
           <w:sz w:val="22"/>
           <w:szCs w:val="22"/>
         </w:rPr>
-        <w:t>{</w:t>
-      </w:r>
-      <w:proofErr w:type="spellStart"/>
+        <w:t xml:space="preserve">{kode_pokja} </w:t>
+      </w:r>
       <w:r>
         <w:rPr>
           <w:rFonts w:ascii="Arial" w:eastAsia="Arial" w:hAnsi="Arial" w:cs="Arial"/>
@@ -13197,10 +12076,10 @@
           <w:bCs/>
           <w:sz w:val="22"/>
           <w:szCs w:val="22"/>
-        </w:rPr>
-        <w:t>kode_pokja</w:t>
-      </w:r>
-      <w:proofErr w:type="spellEnd"/>
+          <w:lang w:val="ms-MY"/>
+        </w:rPr>
+        <w:t xml:space="preserve">BP2JK WILAYAH KALIMANTAN SELATAN TAHUN ANGGARAN </w:t>
+      </w:r>
       <w:r>
         <w:rPr>
           <w:rFonts w:ascii="Arial" w:eastAsia="Arial" w:hAnsi="Arial" w:cs="Arial"/>
@@ -13209,50 +12088,7 @@
           <w:sz w:val="22"/>
           <w:szCs w:val="22"/>
         </w:rPr>
-        <w:t xml:space="preserve">} </w:t>
-      </w:r>
-      <w:r>
-        <w:rPr>
-          <w:rFonts w:ascii="Arial" w:eastAsia="Arial" w:hAnsi="Arial" w:cs="Arial"/>
-          <w:b/>
-          <w:bCs/>
-          <w:sz w:val="22"/>
-          <w:szCs w:val="22"/>
-          <w:lang w:val="ms-MY"/>
-        </w:rPr>
-        <w:t xml:space="preserve">BP2JK WILAYAH KALIMANTAN SELATAN TAHUN ANGGARAN </w:t>
-      </w:r>
-      <w:r>
-        <w:rPr>
-          <w:rFonts w:ascii="Arial" w:eastAsia="Arial" w:hAnsi="Arial" w:cs="Arial"/>
-          <w:b/>
-          <w:bCs/>
-          <w:sz w:val="22"/>
-          <w:szCs w:val="22"/>
-        </w:rPr>
-        <w:t>{</w:t>
-      </w:r>
-      <w:proofErr w:type="spellStart"/>
-      <w:r>
-        <w:rPr>
-          <w:rFonts w:ascii="Arial" w:eastAsia="Arial" w:hAnsi="Arial" w:cs="Arial"/>
-          <w:b/>
-          <w:bCs/>
-          <w:sz w:val="22"/>
-          <w:szCs w:val="22"/>
-        </w:rPr>
-        <w:t>tahun_anggaran</w:t>
-      </w:r>
-      <w:proofErr w:type="spellEnd"/>
-      <w:r>
-        <w:rPr>
-          <w:rFonts w:ascii="Arial" w:eastAsia="Arial" w:hAnsi="Arial" w:cs="Arial"/>
-          <w:b/>
-          <w:bCs/>
-          <w:sz w:val="22"/>
-          <w:szCs w:val="22"/>
-        </w:rPr>
-        <w:t>}</w:t>
+        <w:t>{tahun_anggaran}</w:t>
       </w:r>
     </w:p>
     <w:p>
@@ -13315,7 +12151,6 @@
                 <w:szCs w:val="22"/>
               </w:rPr>
             </w:pPr>
-            <w:proofErr w:type="spellStart"/>
             <w:r>
               <w:rPr>
                 <w:rFonts w:ascii="Arial" w:hAnsi="Arial" w:cs="Arial"/>
@@ -13326,7 +12161,6 @@
               </w:rPr>
               <w:t>No</w:t>
             </w:r>
-            <w:proofErr w:type="spellEnd"/>
           </w:p>
         </w:tc>
         <w:tc>
@@ -13487,25 +12321,7 @@
                 <w:sz w:val="22"/>
                 <w:szCs w:val="22"/>
               </w:rPr>
-              <w:t>{</w:t>
-            </w:r>
-            <w:proofErr w:type="spellStart"/>
-            <w:r>
-              <w:rPr>
-                <w:rFonts w:ascii="Arial" w:hAnsi="Arial" w:cs="Arial"/>
-                <w:sz w:val="22"/>
-                <w:szCs w:val="22"/>
-              </w:rPr>
-              <w:t>ketua_pokja</w:t>
-            </w:r>
-            <w:proofErr w:type="spellEnd"/>
-            <w:r>
-              <w:rPr>
-                <w:rFonts w:ascii="Arial" w:hAnsi="Arial" w:cs="Arial"/>
-                <w:sz w:val="22"/>
-                <w:szCs w:val="22"/>
-              </w:rPr>
-              <w:t>}</w:t>
+              <w:t>{ketua_pokja}</w:t>
             </w:r>
           </w:p>
         </w:tc>
@@ -13621,25 +12437,7 @@
                 <w:sz w:val="22"/>
                 <w:szCs w:val="22"/>
               </w:rPr>
-              <w:t>{</w:t>
-            </w:r>
-            <w:proofErr w:type="spellStart"/>
-            <w:r>
-              <w:rPr>
-                <w:rFonts w:ascii="Arial" w:hAnsi="Arial" w:cs="Arial"/>
-                <w:sz w:val="22"/>
-                <w:szCs w:val="22"/>
-              </w:rPr>
-              <w:t>sekre_pokja</w:t>
-            </w:r>
-            <w:proofErr w:type="spellEnd"/>
-            <w:r>
-              <w:rPr>
-                <w:rFonts w:ascii="Arial" w:hAnsi="Arial" w:cs="Arial"/>
-                <w:sz w:val="22"/>
-                <w:szCs w:val="22"/>
-              </w:rPr>
-              <w:t>}</w:t>
+              <w:t>{sekre_pokja}</w:t>
             </w:r>
           </w:p>
         </w:tc>
@@ -13756,18 +12554,8 @@
                 <w:sz w:val="22"/>
                 <w:szCs w:val="22"/>
               </w:rPr>
-              <w:t>{</w:t>
-            </w:r>
-            <w:proofErr w:type="spellStart"/>
-            <w:r>
-              <w:rPr>
-                <w:rFonts w:ascii="Arial" w:hAnsi="Arial" w:cs="Arial"/>
-                <w:sz w:val="22"/>
-                <w:szCs w:val="22"/>
-              </w:rPr>
-              <w:t>anggota_pokja</w:t>
-            </w:r>
-            <w:proofErr w:type="spellEnd"/>
+              <w:t>{anggota_pokja</w:t>
+            </w:r>
             <w:r>
               <w:rPr>
                 <w:rFonts w:ascii="Arial" w:hAnsi="Arial" w:cs="Arial"/>
@@ -13901,18 +12689,8 @@
                 <w:sz w:val="22"/>
                 <w:szCs w:val="22"/>
               </w:rPr>
-              <w:t>{</w:t>
-            </w:r>
-            <w:proofErr w:type="spellStart"/>
-            <w:r>
-              <w:rPr>
-                <w:rFonts w:ascii="Arial" w:hAnsi="Arial" w:cs="Arial"/>
-                <w:sz w:val="22"/>
-                <w:szCs w:val="22"/>
-              </w:rPr>
-              <w:t>anggota_pokja</w:t>
-            </w:r>
-            <w:proofErr w:type="spellEnd"/>
+              <w:t>{anggota_pokja</w:t>
+            </w:r>
             <w:r>
               <w:rPr>
                 <w:rFonts w:ascii="Arial" w:hAnsi="Arial" w:cs="Arial"/>
@@ -14044,18 +12822,8 @@
                 <w:sz w:val="22"/>
                 <w:szCs w:val="22"/>
               </w:rPr>
-              <w:t>{</w:t>
-            </w:r>
-            <w:proofErr w:type="spellStart"/>
-            <w:r>
-              <w:rPr>
-                <w:rFonts w:ascii="Arial" w:hAnsi="Arial" w:cs="Arial"/>
-                <w:sz w:val="22"/>
-                <w:szCs w:val="22"/>
-              </w:rPr>
-              <w:t>anggota_pokja</w:t>
-            </w:r>
-            <w:proofErr w:type="spellEnd"/>
+              <w:t>{anggota_pokja</w:t>
+            </w:r>
             <w:r>
               <w:rPr>
                 <w:rFonts w:ascii="Arial" w:hAnsi="Arial" w:cs="Arial"/>
@@ -14168,9 +12936,8 @@
           <w:szCs w:val="22"/>
           <w:lang w:val="ms-MY"/>
         </w:rPr>
-        <w:t>{</w:t>
-      </w:r>
-      <w:proofErr w:type="spellStart"/>
+        <w:t>{satuan_kerja</w:t>
+      </w:r>
       <w:r>
         <w:rPr>
           <w:rFonts w:ascii="Arial" w:eastAsia="Arial" w:hAnsi="Arial" w:cs="Arial"/>
@@ -14178,33 +12945,9 @@
           <w:bCs/>
           <w:sz w:val="22"/>
           <w:szCs w:val="22"/>
-          <w:lang w:val="ms-MY"/>
-        </w:rPr>
-        <w:t>satuan_kerja</w:t>
-      </w:r>
-      <w:proofErr w:type="spellEnd"/>
-      <w:r>
-        <w:rPr>
-          <w:rFonts w:ascii="Arial" w:eastAsia="Arial" w:hAnsi="Arial" w:cs="Arial"/>
-          <w:b/>
-          <w:bCs/>
-          <w:sz w:val="22"/>
-          <w:szCs w:val="22"/>
-        </w:rPr>
-        <w:t>_</w:t>
-      </w:r>
-      <w:proofErr w:type="spellStart"/>
-      <w:r>
-        <w:rPr>
-          <w:rFonts w:ascii="Arial" w:eastAsia="Arial" w:hAnsi="Arial" w:cs="Arial"/>
-          <w:b/>
-          <w:bCs/>
-          <w:sz w:val="22"/>
-          <w:szCs w:val="22"/>
-        </w:rPr>
-        <w:t>upper</w:t>
-      </w:r>
-      <w:proofErr w:type="spellEnd"/>
+        </w:rPr>
+        <w:t>_upper</w:t>
+      </w:r>
       <w:r>
         <w:rPr>
           <w:rFonts w:ascii="Arial" w:eastAsia="Arial" w:hAnsi="Arial" w:cs="Arial"/>
@@ -14274,7 +13017,6 @@
                 <w:szCs w:val="22"/>
               </w:rPr>
             </w:pPr>
-            <w:proofErr w:type="spellStart"/>
             <w:r>
               <w:rPr>
                 <w:rFonts w:ascii="Arial" w:hAnsi="Arial" w:cs="Arial"/>
@@ -14285,7 +13027,6 @@
               </w:rPr>
               <w:t>No</w:t>
             </w:r>
-            <w:proofErr w:type="spellEnd"/>
           </w:p>
         </w:tc>
         <w:tc>
@@ -14434,29 +13175,7 @@
                 <w:szCs w:val="22"/>
                 <w:lang w:val="en-US"/>
               </w:rPr>
-              <w:t>{</w:t>
-            </w:r>
-            <w:proofErr w:type="spellStart"/>
-            <w:r>
-              <w:rPr>
-                <w:rFonts w:ascii="Arial" w:eastAsia="Arial" w:hAnsi="Arial" w:cs="Arial"/>
-                <w:spacing w:val="-2"/>
-                <w:sz w:val="22"/>
-                <w:szCs w:val="22"/>
-                <w:lang w:val="en-US"/>
-              </w:rPr>
-              <w:t>nama_ppk</w:t>
-            </w:r>
-            <w:proofErr w:type="spellEnd"/>
-            <w:r>
-              <w:rPr>
-                <w:rFonts w:ascii="Arial" w:eastAsia="Arial" w:hAnsi="Arial" w:cs="Arial"/>
-                <w:spacing w:val="-2"/>
-                <w:sz w:val="22"/>
-                <w:szCs w:val="22"/>
-                <w:lang w:val="en-US"/>
-              </w:rPr>
-              <w:t>}</w:t>
+              <w:t>{nama_ppk}</w:t>
             </w:r>
           </w:p>
         </w:tc>
@@ -14486,27 +13205,7 @@
                 <w:szCs w:val="22"/>
                 <w:lang w:val="en-US"/>
               </w:rPr>
-              <w:t>{</w:t>
-            </w:r>
-            <w:proofErr w:type="spellStart"/>
-            <w:r>
-              <w:rPr>
-                <w:rFonts w:ascii="Arial" w:hAnsi="Arial" w:cs="Arial"/>
-                <w:sz w:val="22"/>
-                <w:szCs w:val="22"/>
-                <w:lang w:val="en-US"/>
-              </w:rPr>
-              <w:t>ppk</w:t>
-            </w:r>
-            <w:proofErr w:type="spellEnd"/>
-            <w:r>
-              <w:rPr>
-                <w:rFonts w:ascii="Arial" w:hAnsi="Arial" w:cs="Arial"/>
-                <w:sz w:val="22"/>
-                <w:szCs w:val="22"/>
-                <w:lang w:val="en-US"/>
-              </w:rPr>
-              <w:t>}</w:t>
+              <w:t>{ppk}</w:t>
             </w:r>
           </w:p>
         </w:tc>
@@ -14546,7 +13245,7 @@
       </w:pPr>
     </w:p>
     <w:sectPr>
-      <w:footerReference w:type="default" r:id="rId15"/>
+      <w:footerReference w:type="default" r:id="rId17"/>
       <w:pgSz w:w="11920" w:h="16840"/>
       <w:pgMar w:top="1134" w:right="1134" w:bottom="1134" w:left="1418" w:header="720" w:footer="374" w:gutter="0"/>
       <w:cols w:space="720"/>
@@ -14583,7 +13282,6 @@
   <w:p>
     <w:pPr>
       <w:pStyle w:val="Footer"/>
-      <w:jc w:val="center"/>
     </w:pPr>
   </w:p>
 </w:ftr>
@@ -14601,6 +13299,17 @@
 </file>
 
 <file path=word/footer3.xml><?xml version="1.0" encoding="utf-8"?>
+<w:ftr xmlns:wpc="http://schemas.microsoft.com/office/word/2010/wordprocessingCanvas" xmlns:cx="http://schemas.microsoft.com/office/drawing/2014/chartex" xmlns:cx1="http://schemas.microsoft.com/office/drawing/2015/9/8/chartex" xmlns:cx2="http://schemas.microsoft.com/office/drawing/2015/10/21/chartex" xmlns:cx3="http://schemas.microsoft.com/office/drawing/2016/5/9/chartex" xmlns:cx4="http://schemas.microsoft.com/office/drawing/2016/5/10/chartex" xmlns:cx5="http://schemas.microsoft.com/office/drawing/2016/5/11/chartex" xmlns:cx6="http://schemas.microsoft.com/office/drawing/2016/5/12/chartex" xmlns:cx7="http://schemas.microsoft.com/office/drawing/2016/5/13/chartex" xmlns:cx8="http://schemas.microsoft.com/office/drawing/2016/5/14/chartex" xmlns:mc="http://schemas.openxmlformats.org/markup-compatibility/2006" xmlns:aink="http://schemas.microsoft.com/office/drawing/2016/ink" xmlns:am3d="http://schemas.microsoft.com/office/drawing/2017/model3d" xmlns:o="urn:schemas-microsoft-com:office:office" xmlns:oel="http://schemas.microsoft.com/office/2019/extlst" xmlns:r="http://schemas.openxmlformats.org/officeDocument/2006/relationships" xmlns:m="http://schemas.openxmlformats.org/officeDocument/2006/math" xmlns:v="urn:schemas-microsoft-com:vml" xmlns:wp14="http://schemas.microsoft.com/office/word/2010/wordprocessingDrawing" xmlns:wp="http://schemas.openxmlformats.org/drawingml/2006/wordprocessingDrawing" xmlns:w10="urn:schemas-microsoft-com:office:word" xmlns:w="http://schemas.openxmlformats.org/wordprocessingml/2006/main" xmlns:w14="http://schemas.microsoft.com/office/word/2010/wordml" xmlns:w15="http://schemas.microsoft.com/office/word/2012/wordml" xmlns:w16cex="http://schemas.microsoft.com/office/word/2018/wordml/cex" xmlns:w16cid="http://schemas.microsoft.com/office/word/2016/wordml/cid" xmlns:w16="http://schemas.microsoft.com/office/word/2018/wordml" xmlns:w16du="http://schemas.microsoft.com/office/word/2023/wordml/word16du" xmlns:w16sdtdh="http://schemas.microsoft.com/office/word/2020/wordml/sdtdatahash" xmlns:w16sdtfl="http://schemas.microsoft.com/office/word/2024/wordml/sdtformatlock" xmlns:w16se="http://schemas.microsoft.com/office/word/2015/wordml/symex" xmlns:wpg="http://schemas.microsoft.com/office/word/2010/wordprocessingGroup" xmlns:wpi="http://schemas.microsoft.com/office/word/2010/wordprocessingInk" xmlns:wne="http://schemas.microsoft.com/office/word/2006/wordml" xmlns:wps="http://schemas.microsoft.com/office/word/2010/wordprocessingShape" mc:Ignorable="w14 w15 w16se w16cid w16 w16cex w16sdtdh w16sdtfl w16du wp14">
+  <w:p>
+    <w:pPr>
+      <w:pStyle w:val="Footer"/>
+      <w:jc w:val="center"/>
+    </w:pPr>
+  </w:p>
+</w:ftr>
+</file>
+
+<file path=word/footer4.xml><?xml version="1.0" encoding="utf-8"?>
 <w:ftr xmlns:wpc="http://schemas.microsoft.com/office/word/2010/wordprocessingCanvas" xmlns:cx="http://schemas.microsoft.com/office/drawing/2014/chartex" xmlns:cx1="http://schemas.microsoft.com/office/drawing/2015/9/8/chartex" xmlns:cx2="http://schemas.microsoft.com/office/drawing/2015/10/21/chartex" xmlns:cx3="http://schemas.microsoft.com/office/drawing/2016/5/9/chartex" xmlns:cx4="http://schemas.microsoft.com/office/drawing/2016/5/10/chartex" xmlns:cx5="http://schemas.microsoft.com/office/drawing/2016/5/11/chartex" xmlns:cx6="http://schemas.microsoft.com/office/drawing/2016/5/12/chartex" xmlns:cx7="http://schemas.microsoft.com/office/drawing/2016/5/13/chartex" xmlns:cx8="http://schemas.microsoft.com/office/drawing/2016/5/14/chartex" xmlns:mc="http://schemas.openxmlformats.org/markup-compatibility/2006" xmlns:aink="http://schemas.microsoft.com/office/drawing/2016/ink" xmlns:am3d="http://schemas.microsoft.com/office/drawing/2017/model3d" xmlns:o="urn:schemas-microsoft-com:office:office" xmlns:oel="http://schemas.microsoft.com/office/2019/extlst" xmlns:r="http://schemas.openxmlformats.org/officeDocument/2006/relationships" xmlns:m="http://schemas.openxmlformats.org/officeDocument/2006/math" xmlns:v="urn:schemas-microsoft-com:vml" xmlns:wp14="http://schemas.microsoft.com/office/word/2010/wordprocessingDrawing" xmlns:wp="http://schemas.openxmlformats.org/drawingml/2006/wordprocessingDrawing" xmlns:w10="urn:schemas-microsoft-com:office:word" xmlns:w="http://schemas.openxmlformats.org/wordprocessingml/2006/main" xmlns:w14="http://schemas.microsoft.com/office/word/2010/wordml" xmlns:w15="http://schemas.microsoft.com/office/word/2012/wordml" xmlns:w16cex="http://schemas.microsoft.com/office/word/2018/wordml/cex" xmlns:w16cid="http://schemas.microsoft.com/office/word/2016/wordml/cid" xmlns:w16="http://schemas.microsoft.com/office/word/2018/wordml" xmlns:w16du="http://schemas.microsoft.com/office/word/2023/wordml/word16du" xmlns:w16sdtdh="http://schemas.microsoft.com/office/word/2020/wordml/sdtdatahash" xmlns:w16sdtfl="http://schemas.microsoft.com/office/word/2024/wordml/sdtformatlock" xmlns:w16se="http://schemas.microsoft.com/office/word/2015/wordml/symex" xmlns:wpg="http://schemas.microsoft.com/office/word/2010/wordprocessingGroup" xmlns:wpi="http://schemas.microsoft.com/office/word/2010/wordprocessingInk" xmlns:wne="http://schemas.microsoft.com/office/word/2006/wordml" xmlns:wps="http://schemas.microsoft.com/office/word/2010/wordprocessingShape" mc:Ignorable="w14 w15 w16se w16cid w16 w16cex w16sdtdh w16sdtfl w16du wp14">
   <w:p>
     <w:pPr>
@@ -14684,6 +13393,16 @@
   <w:p>
     <w:pPr>
       <w:pStyle w:val="Header"/>
+    </w:pPr>
+  </w:p>
+</w:hdr>
+</file>
+
+<file path=word/header2.xml><?xml version="1.0" encoding="utf-8"?>
+<w:hdr xmlns:wpc="http://schemas.microsoft.com/office/word/2010/wordprocessingCanvas" xmlns:cx="http://schemas.microsoft.com/office/drawing/2014/chartex" xmlns:cx1="http://schemas.microsoft.com/office/drawing/2015/9/8/chartex" xmlns:cx2="http://schemas.microsoft.com/office/drawing/2015/10/21/chartex" xmlns:cx3="http://schemas.microsoft.com/office/drawing/2016/5/9/chartex" xmlns:cx4="http://schemas.microsoft.com/office/drawing/2016/5/10/chartex" xmlns:cx5="http://schemas.microsoft.com/office/drawing/2016/5/11/chartex" xmlns:cx6="http://schemas.microsoft.com/office/drawing/2016/5/12/chartex" xmlns:cx7="http://schemas.microsoft.com/office/drawing/2016/5/13/chartex" xmlns:cx8="http://schemas.microsoft.com/office/drawing/2016/5/14/chartex" xmlns:mc="http://schemas.openxmlformats.org/markup-compatibility/2006" xmlns:aink="http://schemas.microsoft.com/office/drawing/2016/ink" xmlns:am3d="http://schemas.microsoft.com/office/drawing/2017/model3d" xmlns:o="urn:schemas-microsoft-com:office:office" xmlns:oel="http://schemas.microsoft.com/office/2019/extlst" xmlns:r="http://schemas.openxmlformats.org/officeDocument/2006/relationships" xmlns:m="http://schemas.openxmlformats.org/officeDocument/2006/math" xmlns:v="urn:schemas-microsoft-com:vml" xmlns:wp14="http://schemas.microsoft.com/office/word/2010/wordprocessingDrawing" xmlns:wp="http://schemas.openxmlformats.org/drawingml/2006/wordprocessingDrawing" xmlns:w10="urn:schemas-microsoft-com:office:word" xmlns:w="http://schemas.openxmlformats.org/wordprocessingml/2006/main" xmlns:w14="http://schemas.microsoft.com/office/word/2010/wordml" xmlns:w15="http://schemas.microsoft.com/office/word/2012/wordml" xmlns:w16cex="http://schemas.microsoft.com/office/word/2018/wordml/cex" xmlns:w16cid="http://schemas.microsoft.com/office/word/2016/wordml/cid" xmlns:w16="http://schemas.microsoft.com/office/word/2018/wordml" xmlns:w16du="http://schemas.microsoft.com/office/word/2023/wordml/word16du" xmlns:w16sdtdh="http://schemas.microsoft.com/office/word/2020/wordml/sdtdatahash" xmlns:w16sdtfl="http://schemas.microsoft.com/office/word/2024/wordml/sdtformatlock" xmlns:w16se="http://schemas.microsoft.com/office/word/2015/wordml/symex" xmlns:wpg="http://schemas.microsoft.com/office/word/2010/wordprocessingGroup" xmlns:wpi="http://schemas.microsoft.com/office/word/2010/wordprocessingInk" xmlns:wne="http://schemas.microsoft.com/office/word/2006/wordml" xmlns:wps="http://schemas.microsoft.com/office/word/2010/wordprocessingShape" mc:Ignorable="w14 w15 w16se w16cid w16 w16cex w16sdtdh w16sdtfl w16du wp14">
+  <w:p>
+    <w:pPr>
+      <w:pStyle w:val="Header"/>
       <w:jc w:val="center"/>
     </w:pPr>
   </w:p>
@@ -14695,7 +13414,7 @@
 </w:hdr>
 </file>
 
-<file path=word/header2.xml><?xml version="1.0" encoding="utf-8"?>
+<file path=word/header3.xml><?xml version="1.0" encoding="utf-8"?>
 <w:hdr xmlns:wpc="http://schemas.microsoft.com/office/word/2010/wordprocessingCanvas" xmlns:cx="http://schemas.microsoft.com/office/drawing/2014/chartex" xmlns:cx1="http://schemas.microsoft.com/office/drawing/2015/9/8/chartex" xmlns:cx2="http://schemas.microsoft.com/office/drawing/2015/10/21/chartex" xmlns:cx3="http://schemas.microsoft.com/office/drawing/2016/5/9/chartex" xmlns:cx4="http://schemas.microsoft.com/office/drawing/2016/5/10/chartex" xmlns:cx5="http://schemas.microsoft.com/office/drawing/2016/5/11/chartex" xmlns:cx6="http://schemas.microsoft.com/office/drawing/2016/5/12/chartex" xmlns:cx7="http://schemas.microsoft.com/office/drawing/2016/5/13/chartex" xmlns:cx8="http://schemas.microsoft.com/office/drawing/2016/5/14/chartex" xmlns:mc="http://schemas.openxmlformats.org/markup-compatibility/2006" xmlns:aink="http://schemas.microsoft.com/office/drawing/2016/ink" xmlns:am3d="http://schemas.microsoft.com/office/drawing/2017/model3d" xmlns:o="urn:schemas-microsoft-com:office:office" xmlns:oel="http://schemas.microsoft.com/office/2019/extlst" xmlns:r="http://schemas.openxmlformats.org/officeDocument/2006/relationships" xmlns:m="http://schemas.openxmlformats.org/officeDocument/2006/math" xmlns:v="urn:schemas-microsoft-com:vml" xmlns:wp14="http://schemas.microsoft.com/office/word/2010/wordprocessingDrawing" xmlns:wp="http://schemas.openxmlformats.org/drawingml/2006/wordprocessingDrawing" xmlns:w10="urn:schemas-microsoft-com:office:word" xmlns:w="http://schemas.openxmlformats.org/wordprocessingml/2006/main" xmlns:w14="http://schemas.microsoft.com/office/word/2010/wordml" xmlns:w15="http://schemas.microsoft.com/office/word/2012/wordml" xmlns:w16cex="http://schemas.microsoft.com/office/word/2018/wordml/cex" xmlns:w16cid="http://schemas.microsoft.com/office/word/2016/wordml/cid" xmlns:w16="http://schemas.microsoft.com/office/word/2018/wordml" xmlns:w16du="http://schemas.microsoft.com/office/word/2023/wordml/word16du" xmlns:w16sdtdh="http://schemas.microsoft.com/office/word/2020/wordml/sdtdatahash" xmlns:w16sdtfl="http://schemas.microsoft.com/office/word/2024/wordml/sdtformatlock" xmlns:w16se="http://schemas.microsoft.com/office/word/2015/wordml/symex" xmlns:wpg="http://schemas.microsoft.com/office/word/2010/wordprocessingGroup" xmlns:wpi="http://schemas.microsoft.com/office/word/2010/wordprocessingInk" xmlns:wne="http://schemas.microsoft.com/office/word/2006/wordml" xmlns:wps="http://schemas.microsoft.com/office/word/2010/wordprocessingShape" mc:Ignorable="w14 w15 w16se w16cid w16 w16cex w16sdtdh w16sdtfl w16du wp14">
   <w:p>
     <w:pPr>
@@ -14706,8 +13425,6 @@
       <w:jc w:val="center"/>
       <w:rPr>
         <w:rFonts w:ascii="Arial" w:eastAsia="Calibri" w:hAnsi="Arial" w:cs="Arial"/>
-        <w:b/>
-        <w:bCs/>
         <w:sz w:val="36"/>
         <w:szCs w:val="36"/>
       </w:rPr>
@@ -14727,8 +13444,6 @@
     <w:r>
       <w:rPr>
         <w:rFonts w:ascii="Arial" w:eastAsia="Calibri" w:hAnsi="Arial" w:cs="Arial"/>
-        <w:b/>
-        <w:bCs/>
         <w:noProof/>
         <w:sz w:val="36"/>
         <w:szCs w:val="36"/>
@@ -14794,8 +13509,6 @@
     <w:r>
       <w:rPr>
         <w:rFonts w:ascii="Arial" w:eastAsia="Calibri" w:hAnsi="Arial" w:cs="Arial"/>
-        <w:b/>
-        <w:bCs/>
         <w:sz w:val="36"/>
         <w:szCs w:val="36"/>
       </w:rPr>
@@ -14822,8 +13535,6 @@
     <w:r>
       <w:rPr>
         <w:rFonts w:ascii="Arial" w:hAnsi="Arial" w:cs="Arial"/>
-        <w:b/>
-        <w:bCs/>
         <w:sz w:val="24"/>
         <w:szCs w:val="24"/>
       </w:rPr>
@@ -14886,31 +13597,7 @@
         <w:szCs w:val="18"/>
         <w:lang w:val="en-US"/>
       </w:rPr>
-      <w:t>{</w:t>
-    </w:r>
-    <w:proofErr w:type="spellStart"/>
-    <w:r>
-      <w:rPr>
-        <w:rFonts w:ascii="Arial" w:eastAsia="Calibri" w:hAnsi="Arial" w:cs="Arial"/>
-        <w:b/>
-        <w:bCs/>
-        <w:sz w:val="18"/>
-        <w:szCs w:val="18"/>
-        <w:lang w:val="en-US"/>
-      </w:rPr>
-      <w:t>kode_pokja</w:t>
-    </w:r>
-    <w:proofErr w:type="spellEnd"/>
-    <w:r>
-      <w:rPr>
-        <w:rFonts w:ascii="Arial" w:eastAsia="Calibri" w:hAnsi="Arial" w:cs="Arial"/>
-        <w:b/>
-        <w:bCs/>
-        <w:sz w:val="18"/>
-        <w:szCs w:val="18"/>
-        <w:lang w:val="en-US"/>
-      </w:rPr>
-      <w:t>}</w:t>
+      <w:t>{kode_pokja}</w:t>
     </w:r>
     <w:r>
       <w:rPr>
@@ -14943,25 +13630,7 @@
         <w:sz w:val="14"/>
         <w:szCs w:val="14"/>
       </w:rPr>
-      <w:t xml:space="preserve">Alamat: Jl. Yos </w:t>
-    </w:r>
-    <w:proofErr w:type="spellStart"/>
-    <w:r>
-      <w:rPr>
-        <w:rFonts w:ascii="Arial" w:eastAsia="Calibri" w:hAnsi="Arial" w:cs="Arial"/>
-        <w:sz w:val="14"/>
-        <w:szCs w:val="14"/>
-      </w:rPr>
-      <w:t>Sudarso</w:t>
-    </w:r>
-    <w:proofErr w:type="spellEnd"/>
-    <w:r>
-      <w:rPr>
-        <w:rFonts w:ascii="Arial" w:eastAsia="Calibri" w:hAnsi="Arial" w:cs="Arial"/>
-        <w:sz w:val="14"/>
-        <w:szCs w:val="14"/>
-      </w:rPr>
-      <w:t xml:space="preserve"> No. 37A Lt.2, Banjarmasin 70119 Telp.0511-6723416 email: </w:t>
+      <w:t xml:space="preserve">Alamat: Jl. Yos Sudarso No. 37A Lt.2, Banjarmasin 70119 Telp.0511-6723416 email: </w:t>
     </w:r>
     <w:hyperlink r:id="rId2" w:history="1">
       <w:r>
@@ -18843,22 +17512,6 @@
 </file>
 
 <file path=customXml/item2.xml><?xml version="1.0" encoding="utf-8"?>
-<p:properties xmlns:p="http://schemas.microsoft.com/office/2006/metadata/properties" xmlns:xsi="http://www.w3.org/2001/XMLSchema-instance" xmlns:pc="http://schemas.microsoft.com/office/infopath/2007/PartnerControls">
-  <documentManagement>
-    <TaxCatchAll xmlns="23b7ebbb-480e-4d36-8f38-fd0ac82dae9c" xsi:nil="true"/>
-    <lcf76f155ced4ddcb4097134ff3c332f xmlns="87f1a149-5420-40c2-b2e8-d8d0877ebc85">
-      <Terms xmlns="http://schemas.microsoft.com/office/infopath/2007/PartnerControls"/>
-    </lcf76f155ced4ddcb4097134ff3c332f>
-    <PIC xmlns="87f1a149-5420-40c2-b2e8-d8d0877ebc85" xsi:nil="true"/>
-  </documentManagement>
-</p:properties>
-</file>
-
-<file path=customXml/item3.xml><?xml version="1.0" encoding="utf-8"?>
-<b:Sources xmlns:b="http://schemas.openxmlformats.org/officeDocument/2006/bibliography" xmlns="http://schemas.openxmlformats.org/officeDocument/2006/bibliography" SelectedStyle="\APASixthEditionOfficeOnline.xsl" StyleName="APA" Version="6"/>
-</file>
-
-<file path=customXml/item4.xml><?xml version="1.0" encoding="utf-8"?>
 <ct:contentTypeSchema xmlns:ct="http://schemas.microsoft.com/office/2006/metadata/contentType" xmlns:ma="http://schemas.microsoft.com/office/2006/metadata/properties/metaAttributes" ct:_="" ma:_="" ma:contentTypeName="Document" ma:contentTypeID="0x010100AEF28E0A17E4AE4FA5DD6A9AABB5DBC8" ma:contentTypeVersion="16" ma:contentTypeDescription="Create a new document." ma:contentTypeScope="" ma:versionID="a17fa769c7c4fea18ba461e558e121e5">
   <xsd:schema xmlns:xsd="http://www.w3.org/2001/XMLSchema" xmlns:xs="http://www.w3.org/2001/XMLSchema" xmlns:p="http://schemas.microsoft.com/office/2006/metadata/properties" xmlns:ns2="87f1a149-5420-40c2-b2e8-d8d0877ebc85" xmlns:ns3="23b7ebbb-480e-4d36-8f38-fd0ac82dae9c" targetNamespace="http://schemas.microsoft.com/office/2006/metadata/properties" ma:root="true" ma:fieldsID="3bfa0fac8ae4d24da5269d6ff34039be" ns2:_="" ns3:_="">
     <xsd:import namespace="87f1a149-5420-40c2-b2e8-d8d0877ebc85"/>
@@ -19101,6 +17754,22 @@
 </ct:contentTypeSchema>
 </file>
 
+<file path=customXml/item3.xml><?xml version="1.0" encoding="utf-8"?>
+<b:Sources xmlns:b="http://schemas.openxmlformats.org/officeDocument/2006/bibliography" xmlns="http://schemas.openxmlformats.org/officeDocument/2006/bibliography" SelectedStyle="\APASixthEditionOfficeOnline.xsl" StyleName="APA" Version="6"/>
+</file>
+
+<file path=customXml/item4.xml><?xml version="1.0" encoding="utf-8"?>
+<p:properties xmlns:p="http://schemas.microsoft.com/office/2006/metadata/properties" xmlns:xsi="http://www.w3.org/2001/XMLSchema-instance" xmlns:pc="http://schemas.microsoft.com/office/infopath/2007/PartnerControls">
+  <documentManagement>
+    <TaxCatchAll xmlns="23b7ebbb-480e-4d36-8f38-fd0ac82dae9c" xsi:nil="true"/>
+    <lcf76f155ced4ddcb4097134ff3c332f xmlns="87f1a149-5420-40c2-b2e8-d8d0877ebc85">
+      <Terms xmlns="http://schemas.microsoft.com/office/infopath/2007/PartnerControls"/>
+    </lcf76f155ced4ddcb4097134ff3c332f>
+    <PIC xmlns="87f1a149-5420-40c2-b2e8-d8d0877ebc85" xsi:nil="true"/>
+  </documentManagement>
+</p:properties>
+</file>
+
 <file path=customXml/itemProps1.xml><?xml version="1.0" encoding="utf-8"?>
 <ds:datastoreItem xmlns:ds="http://schemas.openxmlformats.org/officeDocument/2006/customXml" ds:itemID="{ADE80AD1-B511-437D-9EC6-E71B406ED00D}">
   <ds:schemaRefs>
@@ -19110,25 +17779,6 @@
 </file>
 
 <file path=customXml/itemProps2.xml><?xml version="1.0" encoding="utf-8"?>
-<ds:datastoreItem xmlns:ds="http://schemas.openxmlformats.org/officeDocument/2006/customXml" ds:itemID="{0EF6B3C1-2C0C-45C1-848E-2E47DFDB0FBC}">
-  <ds:schemaRefs>
-    <ds:schemaRef ds:uri="http://schemas.microsoft.com/office/2006/metadata/properties"/>
-    <ds:schemaRef ds:uri="http://schemas.microsoft.com/office/infopath/2007/PartnerControls"/>
-    <ds:schemaRef ds:uri="23b7ebbb-480e-4d36-8f38-fd0ac82dae9c"/>
-    <ds:schemaRef ds:uri="87f1a149-5420-40c2-b2e8-d8d0877ebc85"/>
-  </ds:schemaRefs>
-</ds:datastoreItem>
-</file>
-
-<file path=customXml/itemProps3.xml><?xml version="1.0" encoding="utf-8"?>
-<ds:datastoreItem xmlns:ds="http://schemas.openxmlformats.org/officeDocument/2006/customXml" ds:itemID="{EFC08837-B120-45F2-B55C-7D9AC01C3A47}">
-  <ds:schemaRefs>
-    <ds:schemaRef ds:uri="http://schemas.openxmlformats.org/officeDocument/2006/bibliography"/>
-  </ds:schemaRefs>
-</ds:datastoreItem>
-</file>
-
-<file path=customXml/itemProps4.xml><?xml version="1.0" encoding="utf-8"?>
 <ds:datastoreItem xmlns:ds="http://schemas.openxmlformats.org/officeDocument/2006/customXml" ds:itemID="{0BD8D8C7-E985-4EE2-B032-850EF33F6DE5}">
   <ds:schemaRefs>
     <ds:schemaRef ds:uri="http://schemas.microsoft.com/office/2006/metadata/contentType"/>
@@ -19145,4 +17795,23 @@
     <ds:schemaRef ds:uri="http://schemas.microsoft.com/internal/obd"/>
   </ds:schemaRefs>
 </ds:datastoreItem>
+</file>
+
+<file path=customXml/itemProps3.xml><?xml version="1.0" encoding="utf-8"?>
+<ds:datastoreItem xmlns:ds="http://schemas.openxmlformats.org/officeDocument/2006/customXml" ds:itemID="{EFC08837-B120-45F2-B55C-7D9AC01C3A47}">
+  <ds:schemaRefs>
+    <ds:schemaRef ds:uri="http://schemas.openxmlformats.org/officeDocument/2006/bibliography"/>
+  </ds:schemaRefs>
+</ds:datastoreItem>
+</file>
+
+<file path=customXml/itemProps4.xml><?xml version="1.0" encoding="utf-8"?>
+<ds:datastoreItem xmlns:ds="http://schemas.openxmlformats.org/officeDocument/2006/customXml" ds:itemID="{0EF6B3C1-2C0C-45C1-848E-2E47DFDB0FBC}">
+  <ds:schemaRefs>
+    <ds:schemaRef ds:uri="http://schemas.microsoft.com/office/2006/metadata/properties"/>
+    <ds:schemaRef ds:uri="http://schemas.microsoft.com/office/infopath/2007/PartnerControls"/>
+    <ds:schemaRef ds:uri="23b7ebbb-480e-4d36-8f38-fd0ac82dae9c"/>
+    <ds:schemaRef ds:uri="87f1a149-5420-40c2-b2e8-d8d0877ebc85"/>
+  </ds:schemaRefs>
+</ds:datastoreItem>
 </file>